--- a/zht/docx/199.content.docx
+++ b/zht/docx/199.content.docx
@@ -149,7 +149,7 @@
         <w:rPr>
           <w:lang w:val="zh_TW" w:bidi="zh_TW"/>
         </w:rPr>
-        <w:t>zheng</w:t>
+        <w:t>ying</w:t>
       </w:r>
       <w:r>
         <w:rPr>
@@ -212,7 +212,7 @@
         <w:rPr>
           <w:lang w:val="zh_TW" w:bidi="zh_TW"/>
         </w:rPr>
-        <w:t>征服與土地分配</w:t>
+        <w:t>應許</w:t>
       </w:r>
       <w:r>
         <w:rPr>
@@ -231,7 +231,7 @@
         <w:rPr>
           <w:lang w:val="zh_TW" w:bidi="zh_TW"/>
         </w:rPr>
-        <w:t>此用語是指以色列人取得應許之地，以及該地如何以獨特的方式分配給以色列各支派。</w:t>
+        <w:t>一個人向另一個人所作的宣告，表示某事將會或不會完成，使另一個人有權期待與應許相應的行為。</w:t>
       </w:r>
     </w:p>
     <w:p>
@@ -242,7 +242,7 @@
         <w:rPr>
           <w:lang w:val="zh_TW" w:bidi="zh_TW"/>
         </w:rPr>
-        <w:t>征服</w:t>
+        <w:t>應許的類型</w:t>
       </w:r>
     </w:p>
     <w:p>
@@ -256,7 +256,7 @@
         <w:rPr>
           <w:lang w:val="zh_TW" w:bidi="zh_TW"/>
         </w:rPr>
-        <w:t>以色列人征服迦南是舊約聖經歷史中最引人注目的事件之一：一個組織鬆散、以遊牧為主的民族，竟成功入侵並擊敗了一個長久定居、依靠堅固城邦防禦的文明。聖經指出，這一成就源於神早先向亞伯拉罕、以撒與雅各所立的應許──他們的後裔必得著那地為業（</w:t>
+        <w:t>聖經中有幾個人與人之間彼此應許的例子（例：</w:t>
       </w:r>
       <w:hyperlink r:id="rId13">
         <w:r>
@@ -267,14 +267,14 @@
             <w:color w:val="0000EE"/>
             <w:u w:val="single"/>
           </w:rPr>
-          <w:t>創17:8</w:t>
+          <w:t>民22:17</w:t>
         </w:r>
       </w:hyperlink>
       <w:r>
         <w:rPr>
           <w:lang w:val="zh_TW" w:bidi="zh_TW"/>
         </w:rPr>
-        <w:t>，</w:t>
+        <w:t>；</w:t>
       </w:r>
       <w:hyperlink r:id="rId14">
         <w:r>
@@ -285,14 +285,14 @@
             <w:color w:val="0000EE"/>
             <w:u w:val="single"/>
           </w:rPr>
-          <w:t>26:4</w:t>
+          <w:t>斯4:7</w:t>
         </w:r>
       </w:hyperlink>
       <w:r>
         <w:rPr>
           <w:lang w:val="zh_TW" w:bidi="zh_TW"/>
         </w:rPr>
-        <w:t>，</w:t>
+        <w:t>）以及人對神應許的例子（例：</w:t>
       </w:r>
       <w:hyperlink r:id="rId15">
         <w:r>
@@ -303,14 +303,14 @@
             <w:color w:val="0000EE"/>
             <w:u w:val="single"/>
           </w:rPr>
-          <w:t>28:13</w:t>
+          <w:t>尼5:12</w:t>
         </w:r>
       </w:hyperlink>
       <w:r>
         <w:rPr>
           <w:lang w:val="zh_TW" w:bidi="zh_TW"/>
         </w:rPr>
-        <w:t>；</w:t>
+        <w:t>）。然而，神對人的應許更為重要。這些屬神的應許絕對可信，因為作應許的那位完全有能力成就祂的應許（</w:t>
       </w:r>
       <w:hyperlink r:id="rId16">
         <w:r>
@@ -321,25 +321,7 @@
             <w:color w:val="0000EE"/>
             <w:u w:val="single"/>
           </w:rPr>
-          <w:t>出3:15–17</w:t>
-        </w:r>
-      </w:hyperlink>
-      <w:r>
-        <w:rPr>
-          <w:lang w:val="zh_TW" w:bidi="zh_TW"/>
-        </w:rPr>
-        <w:t>）。驅逐異教居民，是神對虛假宗教及其伴隨的道德敗壞所施行的審判（</w:t>
-      </w:r>
-      <w:hyperlink r:id="rId17">
-        <w:r>
-          <w:rPr>
-            <w:lang w:val="zh_TW" w:bidi="zh_TW"/>
-          </w:rPr>
-          <w:rPr>
-            <w:color w:val="0000EE"/>
-            <w:u w:val="single"/>
-          </w:rPr>
-          <w:t>申7:1–5</w:t>
+          <w:t>羅4:21</w:t>
         </w:r>
       </w:hyperlink>
       <w:r>
@@ -360,18 +342,331 @@
         <w:rPr>
           <w:lang w:val="zh_TW" w:bidi="zh_TW"/>
         </w:rPr>
-        <w:t>試圖重建征服歷史的學者會面臨若干挑戰。批判性學術在三個關鍵問題上會與聖經記載產生衝突：年代、佔領速度，以及以色列是否對部分迦南城邦居民實施全面軍事殲滅的問題。</w:t>
+        <w:t>聖經中，神的應許保證領受者得著許多益處，包括：</w:t>
       </w:r>
     </w:p>
     <w:p>
       <w:pPr>
-        <w:pStyle w:val="Heading3"/>
-      </w:pPr>
-      <w:r>
-        <w:rPr>
-          <w:lang w:val="zh_TW" w:bidi="zh_TW"/>
-        </w:rPr>
-        <w:t>年代</w:t>
+        <w:pStyle w:val="ListBullet"/>
+        <w:spacing w:line="240" w:lineRule="auto"/>
+        <w:ind w:left="720"/>
+      </w:pPr>
+      <w:r>
+        <w:rPr>
+          <w:lang w:val="zh_TW" w:bidi="zh_TW"/>
+        </w:rPr>
+      </w:r>
+      <w:r>
+        <w:rPr>
+          <w:lang w:val="zh_TW" w:bidi="zh_TW"/>
+        </w:rPr>
+        <w:t>子民的身份（</w:t>
+      </w:r>
+      <w:hyperlink r:id="rId17">
+        <w:r>
+          <w:rPr>
+            <w:lang w:val="zh_TW" w:bidi="zh_TW"/>
+          </w:rPr>
+          <w:rPr>
+            <w:color w:val="0000EE"/>
+            <w:u w:val="single"/>
+          </w:rPr>
+          <w:t>林後6:16–7:1</w:t>
+        </w:r>
+      </w:hyperlink>
+      <w:r>
+        <w:rPr>
+          <w:lang w:val="zh_TW" w:bidi="zh_TW"/>
+        </w:rPr>
+        <w:t>）</w:t>
+      </w:r>
+    </w:p>
+    <w:p>
+      <w:pPr>
+        <w:pStyle w:val="ListBullet"/>
+        <w:spacing w:line="240" w:lineRule="auto"/>
+        <w:ind w:left="720"/>
+      </w:pPr>
+      <w:r>
+        <w:rPr>
+          <w:lang w:val="zh_TW" w:bidi="zh_TW"/>
+        </w:rPr>
+      </w:r>
+      <w:r>
+        <w:rPr>
+          <w:lang w:val="zh_TW" w:bidi="zh_TW"/>
+        </w:rPr>
+        <w:t>罪的赦免 （</w:t>
+      </w:r>
+      <w:hyperlink r:id="rId18">
+        <w:r>
+          <w:rPr>
+            <w:lang w:val="zh_TW" w:bidi="zh_TW"/>
+          </w:rPr>
+          <w:rPr>
+            <w:color w:val="0000EE"/>
+            <w:u w:val="single"/>
+          </w:rPr>
+          <w:t>約一1:9</w:t>
+        </w:r>
+      </w:hyperlink>
+      <w:r>
+        <w:rPr>
+          <w:lang w:val="zh_TW" w:bidi="zh_TW"/>
+        </w:rPr>
+        <w:t>）</w:t>
+      </w:r>
+    </w:p>
+    <w:p>
+      <w:pPr>
+        <w:pStyle w:val="ListBullet"/>
+        <w:spacing w:line="240" w:lineRule="auto"/>
+        <w:ind w:left="720"/>
+      </w:pPr>
+      <w:r>
+        <w:rPr>
+          <w:lang w:val="zh_TW" w:bidi="zh_TW"/>
+        </w:rPr>
+      </w:r>
+      <w:r>
+        <w:rPr>
+          <w:lang w:val="zh_TW" w:bidi="zh_TW"/>
+        </w:rPr>
+        <w:t>回應禱告（</w:t>
+      </w:r>
+      <w:hyperlink r:id="rId19">
+        <w:r>
+          <w:rPr>
+            <w:lang w:val="zh_TW" w:bidi="zh_TW"/>
+          </w:rPr>
+          <w:rPr>
+            <w:color w:val="0000EE"/>
+            <w:u w:val="single"/>
+          </w:rPr>
+          <w:t>路11:9</w:t>
+        </w:r>
+      </w:hyperlink>
+      <w:r>
+        <w:rPr>
+          <w:lang w:val="zh_TW" w:bidi="zh_TW"/>
+        </w:rPr>
+        <w:t>）</w:t>
+      </w:r>
+    </w:p>
+    <w:p>
+      <w:pPr>
+        <w:pStyle w:val="ListBullet"/>
+        <w:spacing w:line="240" w:lineRule="auto"/>
+        <w:ind w:left="720"/>
+      </w:pPr>
+      <w:r>
+        <w:rPr>
+          <w:lang w:val="zh_TW" w:bidi="zh_TW"/>
+        </w:rPr>
+      </w:r>
+      <w:r>
+        <w:rPr>
+          <w:lang w:val="zh_TW" w:bidi="zh_TW"/>
+        </w:rPr>
+        <w:t>脫離試探（</w:t>
+      </w:r>
+      <w:hyperlink r:id="rId20">
+        <w:r>
+          <w:rPr>
+            <w:lang w:val="zh_TW" w:bidi="zh_TW"/>
+          </w:rPr>
+          <w:rPr>
+            <w:color w:val="0000EE"/>
+            <w:u w:val="single"/>
+          </w:rPr>
+          <w:t>林前10:13</w:t>
+        </w:r>
+      </w:hyperlink>
+      <w:r>
+        <w:rPr>
+          <w:lang w:val="zh_TW" w:bidi="zh_TW"/>
+        </w:rPr>
+        <w:t>）</w:t>
+      </w:r>
+    </w:p>
+    <w:p>
+      <w:pPr>
+        <w:pStyle w:val="ListBullet"/>
+        <w:spacing w:line="240" w:lineRule="auto"/>
+        <w:ind w:left="720"/>
+      </w:pPr>
+      <w:r>
+        <w:rPr>
+          <w:lang w:val="zh_TW" w:bidi="zh_TW"/>
+        </w:rPr>
+      </w:r>
+      <w:r>
+        <w:rPr>
+          <w:lang w:val="zh_TW" w:bidi="zh_TW"/>
+        </w:rPr>
+        <w:t>患難中的恩典（</w:t>
+      </w:r>
+      <w:hyperlink r:id="rId21">
+        <w:r>
+          <w:rPr>
+            <w:lang w:val="zh_TW" w:bidi="zh_TW"/>
+          </w:rPr>
+          <w:rPr>
+            <w:color w:val="0000EE"/>
+            <w:u w:val="single"/>
+          </w:rPr>
+          <w:t>林後12:9</w:t>
+        </w:r>
+      </w:hyperlink>
+      <w:r>
+        <w:rPr>
+          <w:lang w:val="zh_TW" w:bidi="zh_TW"/>
+        </w:rPr>
+        <w:t>）</w:t>
+      </w:r>
+    </w:p>
+    <w:p>
+      <w:pPr>
+        <w:pStyle w:val="ListBullet"/>
+        <w:spacing w:line="240" w:lineRule="auto"/>
+        <w:ind w:left="720"/>
+      </w:pPr>
+      <w:r>
+        <w:rPr>
+          <w:lang w:val="zh_TW" w:bidi="zh_TW"/>
+        </w:rPr>
+      </w:r>
+      <w:r>
+        <w:rPr>
+          <w:lang w:val="zh_TW" w:bidi="zh_TW"/>
+        </w:rPr>
+        <w:t>供應一切所需（</w:t>
+      </w:r>
+      <w:hyperlink r:id="rId22">
+        <w:r>
+          <w:rPr>
+            <w:lang w:val="zh_TW" w:bidi="zh_TW"/>
+          </w:rPr>
+          <w:rPr>
+            <w:color w:val="0000EE"/>
+            <w:u w:val="single"/>
+          </w:rPr>
+          <w:t>腓4:19</w:t>
+        </w:r>
+      </w:hyperlink>
+      <w:r>
+        <w:rPr>
+          <w:lang w:val="zh_TW" w:bidi="zh_TW"/>
+        </w:rPr>
+        <w:t>）</w:t>
+      </w:r>
+    </w:p>
+    <w:p>
+      <w:pPr>
+        <w:pStyle w:val="ListBullet"/>
+        <w:spacing w:line="240" w:lineRule="auto"/>
+        <w:ind w:left="720"/>
+      </w:pPr>
+      <w:r>
+        <w:rPr>
+          <w:lang w:val="zh_TW" w:bidi="zh_TW"/>
+        </w:rPr>
+      </w:r>
+      <w:r>
+        <w:rPr>
+          <w:lang w:val="zh_TW" w:bidi="zh_TW"/>
+        </w:rPr>
+        <w:t>順服的獎賞（</w:t>
+      </w:r>
+      <w:hyperlink r:id="rId23">
+        <w:r>
+          <w:rPr>
+            <w:lang w:val="zh_TW" w:bidi="zh_TW"/>
+          </w:rPr>
+          <w:rPr>
+            <w:color w:val="0000EE"/>
+            <w:u w:val="single"/>
+          </w:rPr>
+          <w:t>雅1:12</w:t>
+        </w:r>
+      </w:hyperlink>
+      <w:r>
+        <w:rPr>
+          <w:lang w:val="zh_TW" w:bidi="zh_TW"/>
+        </w:rPr>
+        <w:t>）</w:t>
+      </w:r>
+    </w:p>
+    <w:p>
+      <w:pPr>
+        <w:pStyle w:val="ListBullet"/>
+        <w:spacing w:line="240" w:lineRule="auto"/>
+        <w:ind w:left="720"/>
+      </w:pPr>
+      <w:r>
+        <w:rPr>
+          <w:lang w:val="zh_TW" w:bidi="zh_TW"/>
+        </w:rPr>
+      </w:r>
+      <w:r>
+        <w:rPr>
+          <w:lang w:val="zh_TW" w:bidi="zh_TW"/>
+        </w:rPr>
+        <w:t>永生（</w:t>
+      </w:r>
+      <w:hyperlink r:id="rId24">
+        <w:r>
+          <w:rPr>
+            <w:lang w:val="zh_TW" w:bidi="zh_TW"/>
+          </w:rPr>
+          <w:rPr>
+            <w:color w:val="0000EE"/>
+            <w:u w:val="single"/>
+          </w:rPr>
+          <w:t>路18:29–30</w:t>
+        </w:r>
+      </w:hyperlink>
+      <w:r>
+        <w:rPr>
+          <w:lang w:val="zh_TW" w:bidi="zh_TW"/>
+        </w:rPr>
+        <w:t>；</w:t>
+      </w:r>
+      <w:hyperlink r:id="rId25">
+        <w:r>
+          <w:rPr>
+            <w:lang w:val="zh_TW" w:bidi="zh_TW"/>
+          </w:rPr>
+          <w:rPr>
+            <w:color w:val="0000EE"/>
+            <w:u w:val="single"/>
+          </w:rPr>
+          <w:t>約3:16</w:t>
+        </w:r>
+      </w:hyperlink>
+      <w:r>
+        <w:rPr>
+          <w:lang w:val="zh_TW" w:bidi="zh_TW"/>
+        </w:rPr>
+        <w:t>；</w:t>
+      </w:r>
+      <w:hyperlink r:id="rId26">
+        <w:r>
+          <w:rPr>
+            <w:lang w:val="zh_TW" w:bidi="zh_TW"/>
+          </w:rPr>
+          <w:rPr>
+            <w:color w:val="0000EE"/>
+            <w:u w:val="single"/>
+          </w:rPr>
+          <w:t>羅6:22–23</w:t>
+        </w:r>
+      </w:hyperlink>
+      <w:r>
+        <w:rPr>
+          <w:lang w:val="zh_TW" w:bidi="zh_TW"/>
+        </w:rPr>
+        <w:t>）</w:t>
       </w:r>
     </w:p>
     <w:p>
@@ -385,9 +680,9 @@
         <w:rPr>
           <w:lang w:val="zh_TW" w:bidi="zh_TW"/>
         </w:rPr>
-        <w:t>然而，許多舊約歷史的參考書籍與學術研究常將以色列出埃及的時間定在公元前十三世紀（約公元前1280年或之後）。但有些聖經記載似乎支持一個較早的年代。根據</w:t>
-      </w:r>
-      <w:hyperlink r:id="rId18">
+        <w:t>神的應許是確定且可靠的。然而，要分享這些祝福，我們必須滿足某些條件。神的應許也不必然帶來祝福。實際上，也有應許宣告，拒絕順服主耶穌福音的人肯定會面臨審判（</w:t>
+      </w:r>
+      <w:hyperlink r:id="rId27">
         <w:r>
           <w:rPr>
             <w:lang w:val="zh_TW" w:bidi="zh_TW"/>
@@ -396,61 +691,14 @@
             <w:color w:val="0000EE"/>
             <w:u w:val="single"/>
           </w:rPr>
-          <w:t>列王紀上六章1節</w:t>
+          <w:t>帖後1:8–9</w:t>
         </w:r>
       </w:hyperlink>
       <w:r>
         <w:rPr>
           <w:lang w:val="zh_TW" w:bidi="zh_TW"/>
         </w:rPr>
-        <w:t>記載，所羅門在位第四年開始建造聖殿，距離出埃及已有480年。若所羅門第四年約為公元前960年，則出埃及時間應約為公元前1440年。在</w:t>
-      </w:r>
-      <w:hyperlink r:id="rId19">
-        <w:r>
-          <w:rPr>
-            <w:lang w:val="zh_TW" w:bidi="zh_TW"/>
-          </w:rPr>
-          <w:rPr>
-            <w:color w:val="0000EE"/>
-            <w:u w:val="single"/>
-          </w:rPr>
-          <w:t>士師記第十一章26至28節</w:t>
-        </w:r>
-      </w:hyperlink>
-      <w:r>
-        <w:rPr>
-          <w:lang w:val="zh_TW" w:bidi="zh_TW"/>
-        </w:rPr>
-        <w:t>中，第八位士師耶弗他與亞捫王爭論約旦河東土地的歸屬時指出，以色列人在該地已居住約300年。由於掃羅約於公元前1020年才登基；因此，若採用較晚的出埃及年代，士師時期便沒有足夠的時間。此外，使徒保羅也提到，從出埃及到撒母耳時代約有450年左右（</w:t>
-      </w:r>
-      <w:hyperlink r:id="rId20">
-        <w:r>
-          <w:rPr>
-            <w:lang w:val="zh_TW" w:bidi="zh_TW"/>
-          </w:rPr>
-          <w:rPr>
-            <w:color w:val="0000EE"/>
-            <w:u w:val="single"/>
-          </w:rPr>
-          <w:t>徒13:20</w:t>
-        </w:r>
-      </w:hyperlink>
-      <w:r>
-        <w:rPr>
-          <w:lang w:val="zh_TW" w:bidi="zh_TW"/>
-        </w:rPr>
         <w:t>）。</w:t>
-      </w:r>
-    </w:p>
-    <w:p>
-      <w:pPr>
-        <w:pStyle w:val="Heading3"/>
-      </w:pPr>
-      <w:r>
-        <w:rPr>
-          <w:lang w:val="zh_TW" w:bidi="zh_TW"/>
-        </w:rPr>
-        <w:t>約書亞的戰役</w:t>
       </w:r>
     </w:p>
     <w:p>
@@ -464,25 +712,18 @@
         <w:rPr>
           <w:lang w:val="zh_TW" w:bidi="zh_TW"/>
         </w:rPr>
-        <w:t>約書亞記描繪了一段相對集中的以色列征服迦南的時期。然而，許多學者主張，早期曾有逐步進入的過程（由那些據說未隨雅各進入埃及的希伯來人完成），再加上延續至王國時期的清剿。儘管聖經記載某些地區在稍後才被完全佔領（如米吉多與伯‧善），但沒有充分理由否定</w:t>
-      </w:r>
-      <w:hyperlink r:id="rId21">
-        <w:r>
-          <w:rPr>
-            <w:lang w:val="zh_TW" w:bidi="zh_TW"/>
-          </w:rPr>
-          <w:rPr>
-            <w:color w:val="0000EE"/>
-            <w:u w:val="single"/>
-          </w:rPr>
-          <w:t>約書亞記一至十二章</w:t>
-        </w:r>
-      </w:hyperlink>
-      <w:r>
-        <w:rPr>
-          <w:lang w:val="zh_TW" w:bidi="zh_TW"/>
-        </w:rPr>
-        <w:t>對主要征服行動的描述。</w:t>
+        <w:t>神的應許適用於不同時代與地方，且臨到許多人；除此之外，還有許多應許涉及祂的救贖計畫，如何在宏大歷史進程中的開展。這類應許既無重複性應用，也沒有條件的性質。在這類情況中，應許幾乎等同預言。這些應許以及應驗，彼交織於救贖歷史之中。</w:t>
+      </w:r>
+    </w:p>
+    <w:p>
+      <w:pPr>
+        <w:pStyle w:val="Heading3"/>
+      </w:pPr>
+      <w:r>
+        <w:rPr>
+          <w:lang w:val="zh_TW" w:bidi="zh_TW"/>
+        </w:rPr>
+        <w:t>舊約聖經中的應許</w:t>
       </w:r>
     </w:p>
     <w:p>
@@ -496,7 +737,180 @@
         <w:rPr>
           <w:lang w:val="zh_TW" w:bidi="zh_TW"/>
         </w:rPr>
-        <w:t>征服行動最初在約旦河東岸展開，由摩西領導。摩西去世後，約書亞率領以色列人渡過約旦河，先後攻取堅固的耶利哥與艾城。這兩場具有戰略意義的勝利，使以色列人得以進入山地，並在迦南地的中心形成了突破口。隨後展開兩次主要戰役──先南後北──在六年之內奪取迦南的關鍵城邑，擊敗31位王，完成征服的初期與主要階段。</w:t>
+        <w:t>舊約聖經的應許主題，最明確體現在福音的首次宣告中（稱為原始福音）；是神在亞當和夏娃墮落犯罪後，在伊甸園中給予的（</w:t>
+      </w:r>
+      <w:hyperlink r:id="rId28">
+        <w:r>
+          <w:rPr>
+            <w:lang w:val="zh_TW" w:bidi="zh_TW"/>
+          </w:rPr>
+          <w:rPr>
+            <w:color w:val="0000EE"/>
+            <w:u w:val="single"/>
+          </w:rPr>
+          <w:t>創3:15</w:t>
+        </w:r>
+      </w:hyperlink>
+      <w:r>
+        <w:rPr>
+          <w:lang w:val="zh_TW" w:bidi="zh_TW"/>
+        </w:rPr>
+        <w:t>）。後來的應許包括：</w:t>
+      </w:r>
+    </w:p>
+    <w:p>
+      <w:pPr>
+        <w:pStyle w:val="ListBullet"/>
+        <w:spacing w:line="240" w:lineRule="auto"/>
+        <w:ind w:left="720"/>
+      </w:pPr>
+      <w:r>
+        <w:rPr>
+          <w:lang w:val="zh_TW" w:bidi="zh_TW"/>
+        </w:rPr>
+      </w:r>
+      <w:r>
+        <w:rPr>
+          <w:lang w:val="zh_TW" w:bidi="zh_TW"/>
+        </w:rPr>
+        <w:t>神與亞伯拉罕立的盟約（</w:t>
+      </w:r>
+      <w:hyperlink r:id="rId29">
+        <w:r>
+          <w:rPr>
+            <w:lang w:val="zh_TW" w:bidi="zh_TW"/>
+          </w:rPr>
+          <w:rPr>
+            <w:color w:val="0000EE"/>
+            <w:u w:val="single"/>
+          </w:rPr>
+          <w:t>創12</w:t>
+        </w:r>
+      </w:hyperlink>
+      <w:r>
+        <w:rPr>
+          <w:lang w:val="zh_TW" w:bidi="zh_TW"/>
+        </w:rPr>
+        <w:t>、</w:t>
+      </w:r>
+      <w:hyperlink r:id="rId30">
+        <w:r>
+          <w:rPr>
+            <w:lang w:val="zh_TW" w:bidi="zh_TW"/>
+          </w:rPr>
+          <w:rPr>
+            <w:color w:val="0000EE"/>
+            <w:u w:val="single"/>
+          </w:rPr>
+          <w:t>15</w:t>
+        </w:r>
+      </w:hyperlink>
+      <w:r>
+        <w:rPr>
+          <w:lang w:val="zh_TW" w:bidi="zh_TW"/>
+        </w:rPr>
+        <w:t>、</w:t>
+      </w:r>
+      <w:hyperlink r:id="rId31">
+        <w:r>
+          <w:rPr>
+            <w:lang w:val="zh_TW" w:bidi="zh_TW"/>
+          </w:rPr>
+          <w:rPr>
+            <w:color w:val="0000EE"/>
+            <w:u w:val="single"/>
+          </w:rPr>
+          <w:t>17</w:t>
+        </w:r>
+      </w:hyperlink>
+      <w:r>
+        <w:rPr>
+          <w:lang w:val="zh_TW" w:bidi="zh_TW"/>
+        </w:rPr>
+        <w:t>）</w:t>
+      </w:r>
+    </w:p>
+    <w:p>
+      <w:pPr>
+        <w:pStyle w:val="ListBullet"/>
+        <w:spacing w:line="240" w:lineRule="auto"/>
+        <w:ind w:left="720"/>
+      </w:pPr>
+      <w:r>
+        <w:rPr>
+          <w:lang w:val="zh_TW" w:bidi="zh_TW"/>
+        </w:rPr>
+      </w:r>
+      <w:r>
+        <w:rPr>
+          <w:lang w:val="zh_TW" w:bidi="zh_TW"/>
+        </w:rPr>
+        <w:t>神與大衛立的盟約（</w:t>
+      </w:r>
+      <w:hyperlink r:id="rId32">
+        <w:r>
+          <w:rPr>
+            <w:lang w:val="zh_TW" w:bidi="zh_TW"/>
+          </w:rPr>
+          <w:rPr>
+            <w:color w:val="0000EE"/>
+            <w:u w:val="single"/>
+          </w:rPr>
+          <w:t>撒下7</w:t>
+        </w:r>
+      </w:hyperlink>
+      <w:r>
+        <w:rPr>
+          <w:lang w:val="zh_TW" w:bidi="zh_TW"/>
+        </w:rPr>
+        <w:t>）</w:t>
+      </w:r>
+    </w:p>
+    <w:p>
+      <w:pPr>
+        <w:pStyle w:val="ListBullet"/>
+        <w:spacing w:line="240" w:lineRule="auto"/>
+        <w:ind w:left="720"/>
+      </w:pPr>
+      <w:r>
+        <w:rPr>
+          <w:lang w:val="zh_TW" w:bidi="zh_TW"/>
+        </w:rPr>
+      </w:r>
+      <w:r>
+        <w:rPr>
+          <w:lang w:val="zh_TW" w:bidi="zh_TW"/>
+        </w:rPr>
+        <w:t>新約的應許（</w:t>
+      </w:r>
+      <w:hyperlink r:id="rId33">
+        <w:r>
+          <w:rPr>
+            <w:lang w:val="zh_TW" w:bidi="zh_TW"/>
+          </w:rPr>
+          <w:rPr>
+            <w:color w:val="0000EE"/>
+            <w:u w:val="single"/>
+          </w:rPr>
+          <w:t>耶31章</w:t>
+        </w:r>
+      </w:hyperlink>
+      <w:r>
+        <w:rPr>
+          <w:lang w:val="zh_TW" w:bidi="zh_TW"/>
+        </w:rPr>
+        <w:t>）</w:t>
+      </w:r>
+    </w:p>
+    <w:p>
+      <w:pPr>
+        <w:pStyle w:val="Heading4"/>
+      </w:pPr>
+      <w:r>
+        <w:rPr>
+          <w:lang w:val="zh_TW" w:bidi="zh_TW"/>
+        </w:rPr>
+        <w:t>原始福音</w:t>
       </w:r>
     </w:p>
     <w:p>
@@ -506,7 +920,7 @@
           <w:lang w:val="zh_TW" w:bidi="zh_TW"/>
         </w:rPr>
       </w:r>
-      <w:hyperlink r:id="rId22">
+      <w:hyperlink r:id="rId28">
         <w:r>
           <w:rPr>
             <w:lang w:val="zh_TW" w:bidi="zh_TW"/>
@@ -515,14 +929,25 @@
             <w:color w:val="0000EE"/>
             <w:u w:val="single"/>
           </w:rPr>
-          <w:t>民數記三十二章</w:t>
+          <w:t>創世記三章15節</w:t>
         </w:r>
       </w:hyperlink>
       <w:r>
         <w:rPr>
           <w:lang w:val="zh_TW" w:bidi="zh_TW"/>
         </w:rPr>
-        <w:t>記載了約旦河東土地（基列與巴珊之地是藉著擊敗亞摩利王西宏與巴珊王噩而得）分給呂便支派、迦得及瑪拿西半支派的情形。儘管這些支派已得產業，但其男丁仍有責任與其它支派一同渡過約旦河，參與迦南地的軍事征服。</w:t>
+        <w:t>說：「我又要叫你〔撒但〕和女人〔夏娃〕彼此為仇；你的後裔和女人的後裔也彼此為仇。女人的後裔要傷你的頭；你要傷他的腳跟。」這句話是一個應許，表明在未來某個時候，女人的後裔要傷撒但的頭。在最後一句中，女人的後裔具體表達為「他」，「他」要傷你〔撒但〕的頭，不過撒但亦會對女人的後裔造成傷害。這就是應許，為亞當、夏娃及其後裔帶來盼望。他們期待其對頭撒但，將被他們的後裔所毀滅。</w:t>
+      </w:r>
+    </w:p>
+    <w:p>
+      <w:pPr>
+        <w:pStyle w:val="Heading4"/>
+      </w:pPr>
+      <w:r>
+        <w:rPr>
+          <w:lang w:val="zh_TW" w:bidi="zh_TW"/>
+        </w:rPr>
+        <w:t>給亞伯拉罕的應許</w:t>
       </w:r>
     </w:p>
     <w:p>
@@ -532,7 +957,13 @@
           <w:lang w:val="zh_TW" w:bidi="zh_TW"/>
         </w:rPr>
       </w:r>
-      <w:hyperlink r:id="rId23">
+      <w:r>
+        <w:rPr>
+          <w:lang w:val="zh_TW" w:bidi="zh_TW"/>
+        </w:rPr>
+        <w:t>在</w:t>
+      </w:r>
+      <w:hyperlink r:id="rId34">
         <w:r>
           <w:rPr>
             <w:lang w:val="zh_TW" w:bidi="zh_TW"/>
@@ -541,68 +972,90 @@
             <w:color w:val="0000EE"/>
             <w:u w:val="single"/>
           </w:rPr>
-          <w:t>約書亞記二至八章</w:t>
+          <w:t>創世記十二章1至7節</w:t>
         </w:r>
       </w:hyperlink>
       <w:r>
         <w:rPr>
           <w:lang w:val="zh_TW" w:bidi="zh_TW"/>
         </w:rPr>
-        <w:t xml:space="preserve">記錄了向西推進時耶利哥與艾城被毀的特殊事件，這些勝利打擊了迦南城邦的士氣。 </w:t>
-      </w:r>
-      <w:hyperlink r:id="rId24">
-        <w:r>
-          <w:rPr>
-            <w:lang w:val="zh_TW" w:bidi="zh_TW"/>
-          </w:rPr>
-          <w:rPr>
-            <w:color w:val="0000EE"/>
-            <w:u w:val="single"/>
-          </w:rPr>
-          <w:t>約書亞記第九至十章</w:t>
-        </w:r>
-      </w:hyperlink>
-      <w:r>
-        <w:rPr>
-          <w:lang w:val="zh_TW" w:bidi="zh_TW"/>
-        </w:rPr>
-        <w:t>描述了南方戰役，其中包括基遍人以詭計取得盟約的事件。</w:t>
-      </w:r>
-      <w:hyperlink r:id="rId25">
-        <w:r>
-          <w:rPr>
-            <w:lang w:val="zh_TW" w:bidi="zh_TW"/>
-          </w:rPr>
-          <w:rPr>
-            <w:color w:val="0000EE"/>
-            <w:u w:val="single"/>
-          </w:rPr>
-          <w:t>約書亞記第十章</w:t>
-        </w:r>
-      </w:hyperlink>
-      <w:r>
-        <w:rPr>
-          <w:lang w:val="zh_TW" w:bidi="zh_TW"/>
-        </w:rPr>
-        <w:t>是南方戰役的核心，記述敵軍被大大擊潰（</w:t>
-      </w:r>
-      <w:hyperlink r:id="rId26">
-        <w:r>
-          <w:rPr>
-            <w:lang w:val="zh_TW" w:bidi="zh_TW"/>
-          </w:rPr>
-          <w:rPr>
-            <w:color w:val="0000EE"/>
-            <w:u w:val="single"/>
-          </w:rPr>
-          <w:t>約10:9–12</w:t>
-        </w:r>
-      </w:hyperlink>
-      <w:r>
-        <w:rPr>
-          <w:lang w:val="zh_TW" w:bidi="zh_TW"/>
-        </w:rPr>
-        <w:t>），以及白晝奇蹟般被延長的神蹟。隨後五位亞摩利王聯盟被徹底擊潰、諸王被處死、該地區的城邦亦被摧毀，唯獨耶路撒冷例外（後由大衛攻取）。</w:t>
+        <w:t>中，主叫亞伯拉罕離開他的族人和國家，去到所要指示給他的地。神為此應許他：</w:t>
+      </w:r>
+    </w:p>
+    <w:p>
+      <w:pPr>
+        <w:pStyle w:val="ListNumber"/>
+        <w:numPr>
+          <w:ilvl w:val="0"/>
+          <w:numId w:val="14"/>
+        </w:numPr>
+        <w:spacing w:line="240" w:lineRule="auto"/>
+        <w:ind w:left="720"/>
+      </w:pPr>
+      <w:r>
+        <w:rPr>
+          <w:lang w:val="zh_TW" w:bidi="zh_TW"/>
+        </w:rPr>
+      </w:r>
+      <w:r>
+        <w:rPr>
+          <w:lang w:val="zh_TW" w:bidi="zh_TW"/>
+        </w:rPr>
+        <w:t>他的後裔要成為大國</w:t>
+      </w:r>
+    </w:p>
+    <w:p>
+      <w:pPr>
+        <w:pStyle w:val="ListNumber"/>
+        <w:spacing w:line="240" w:lineRule="auto"/>
+        <w:ind w:left="720"/>
+      </w:pPr>
+      <w:r>
+        <w:rPr>
+          <w:lang w:val="zh_TW" w:bidi="zh_TW"/>
+        </w:rPr>
+      </w:r>
+      <w:r>
+        <w:rPr>
+          <w:lang w:val="zh_TW" w:bidi="zh_TW"/>
+        </w:rPr>
+        <w:t>他將得著賜福，他的名將要為大</w:t>
+      </w:r>
+    </w:p>
+    <w:p>
+      <w:pPr>
+        <w:pStyle w:val="ListNumber"/>
+        <w:spacing w:line="240" w:lineRule="auto"/>
+        <w:ind w:left="720"/>
+      </w:pPr>
+      <w:r>
+        <w:rPr>
+          <w:lang w:val="zh_TW" w:bidi="zh_TW"/>
+        </w:rPr>
+      </w:r>
+      <w:r>
+        <w:rPr>
+          <w:lang w:val="zh_TW" w:bidi="zh_TW"/>
+        </w:rPr>
+        <w:t>列國將因他得福</w:t>
+      </w:r>
+    </w:p>
+    <w:p>
+      <w:pPr>
+        <w:pStyle w:val="ListNumber"/>
+        <w:spacing w:line="240" w:lineRule="auto"/>
+        <w:ind w:left="720"/>
+      </w:pPr>
+      <w:r>
+        <w:rPr>
+          <w:lang w:val="zh_TW" w:bidi="zh_TW"/>
+        </w:rPr>
+      </w:r>
+      <w:r>
+        <w:rPr>
+          <w:lang w:val="zh_TW" w:bidi="zh_TW"/>
+        </w:rPr>
+        <w:t>迦南地將會賜給他的後代</w:t>
       </w:r>
     </w:p>
     <w:p>
@@ -616,9 +1069,9 @@
         <w:rPr>
           <w:lang w:val="zh_TW" w:bidi="zh_TW"/>
         </w:rPr>
-        <w:t>北方戰役中，約書亞面對更強大的聯盟。然而，即便是迦南諸城中最大城邦夏瑣，其王耶賓與附庸聯合，也無法抵擋以色列的軍隊。</w:t>
-      </w:r>
-      <w:hyperlink r:id="rId27">
+        <w:t>在這些對亞伯拉罕的應許中，最重要的是：祂要藉著他的後裔賜福許多列國。這個應許在創世記出現了五次（</w:t>
+      </w:r>
+      <w:hyperlink r:id="rId35">
         <w:r>
           <w:rPr>
             <w:lang w:val="zh_TW" w:bidi="zh_TW"/>
@@ -627,16 +1080,16 @@
             <w:color w:val="0000EE"/>
             <w:u w:val="single"/>
           </w:rPr>
-          <w:t>約書亞記十一章</w:t>
+          <w:t>創12:3</w:t>
         </w:r>
       </w:hyperlink>
       <w:r>
         <w:rPr>
           <w:lang w:val="zh_TW" w:bidi="zh_TW"/>
         </w:rPr>
-        <w:t>詳述了此階段，並在</w:t>
-      </w:r>
-      <w:hyperlink r:id="rId28">
+        <w:t>，</w:t>
+      </w:r>
+      <w:hyperlink r:id="rId36">
         <w:r>
           <w:rPr>
             <w:lang w:val="zh_TW" w:bidi="zh_TW"/>
@@ -645,16 +1098,16 @@
             <w:color w:val="0000EE"/>
             <w:u w:val="single"/>
           </w:rPr>
-          <w:t>16至23節</w:t>
+          <w:t>18:18</w:t>
         </w:r>
       </w:hyperlink>
       <w:r>
         <w:rPr>
           <w:lang w:val="zh_TW" w:bidi="zh_TW"/>
         </w:rPr>
-        <w:t>（連同</w:t>
-      </w:r>
-      <w:hyperlink r:id="rId29">
+        <w:t>，</w:t>
+      </w:r>
+      <w:hyperlink r:id="rId37">
         <w:r>
           <w:rPr>
             <w:lang w:val="zh_TW" w:bidi="zh_TW"/>
@@ -663,14 +1116,79 @@
             <w:color w:val="0000EE"/>
             <w:u w:val="single"/>
           </w:rPr>
-          <w:t>第12章</w:t>
+          <w:t>22:18</w:t>
         </w:r>
       </w:hyperlink>
       <w:r>
         <w:rPr>
           <w:lang w:val="zh_TW" w:bidi="zh_TW"/>
         </w:rPr>
-        <w:t>）總結了整個征服行動。</w:t>
+        <w:t>，</w:t>
+      </w:r>
+      <w:hyperlink r:id="rId38">
+        <w:r>
+          <w:rPr>
+            <w:lang w:val="zh_TW" w:bidi="zh_TW"/>
+          </w:rPr>
+          <w:rPr>
+            <w:color w:val="0000EE"/>
+            <w:u w:val="single"/>
+          </w:rPr>
+          <w:t>26:4</w:t>
+        </w:r>
+      </w:hyperlink>
+      <w:r>
+        <w:rPr>
+          <w:lang w:val="zh_TW" w:bidi="zh_TW"/>
+        </w:rPr>
+        <w:t>，</w:t>
+      </w:r>
+      <w:hyperlink r:id="rId39">
+        <w:r>
+          <w:rPr>
+            <w:lang w:val="zh_TW" w:bidi="zh_TW"/>
+          </w:rPr>
+          <w:rPr>
+            <w:color w:val="0000EE"/>
+            <w:u w:val="single"/>
+          </w:rPr>
+          <w:t>28:14</w:t>
+        </w:r>
+      </w:hyperlink>
+      <w:r>
+        <w:rPr>
+          <w:lang w:val="zh_TW" w:bidi="zh_TW"/>
+        </w:rPr>
+        <w:t>），指的是</w:t>
+      </w:r>
+      <w:hyperlink r:id="rId28">
+        <w:r>
+          <w:rPr>
+            <w:lang w:val="zh_TW" w:bidi="zh_TW"/>
+          </w:rPr>
+          <w:rPr>
+            <w:color w:val="0000EE"/>
+            <w:u w:val="single"/>
+          </w:rPr>
+          <w:t>創世記三章15節</w:t>
+        </w:r>
+      </w:hyperlink>
+      <w:r>
+        <w:rPr>
+          <w:lang w:val="zh_TW" w:bidi="zh_TW"/>
+        </w:rPr>
+        <w:t>並指向基督。</w:t>
+      </w:r>
+    </w:p>
+    <w:p>
+      <w:pPr>
+        <w:pStyle w:val="Heading4"/>
+      </w:pPr>
+      <w:r>
+        <w:rPr>
+          <w:lang w:val="zh_TW" w:bidi="zh_TW"/>
+        </w:rPr>
+        <w:t>給大衛的應許</w:t>
       </w:r>
     </w:p>
     <w:p>
@@ -682,6 +1200,750 @@
       </w:r>
       <w:r>
         <w:rPr>
+          <w:lang w:val="zh_TW" w:bidi="zh_TW"/>
+        </w:rPr>
+        <w:t>在</w:t>
+      </w:r>
+      <w:hyperlink r:id="rId32">
+        <w:r>
+          <w:rPr>
+            <w:lang w:val="zh_TW" w:bidi="zh_TW"/>
+          </w:rPr>
+          <w:rPr>
+            <w:color w:val="0000EE"/>
+            <w:u w:val="single"/>
+          </w:rPr>
+          <w:t>撒母耳記下七章</w:t>
+        </w:r>
+      </w:hyperlink>
+      <w:r>
+        <w:rPr>
+          <w:lang w:val="zh_TW" w:bidi="zh_TW"/>
+        </w:rPr>
+        <w:t>，神給了大衛王一個應許，就是他的王朝要永遠堅立（</w:t>
+      </w:r>
+      <w:hyperlink r:id="rId40">
+        <w:r>
+          <w:rPr>
+            <w:lang w:val="zh_TW" w:bidi="zh_TW"/>
+          </w:rPr>
+          <w:rPr>
+            <w:color w:val="0000EE"/>
+            <w:u w:val="single"/>
+          </w:rPr>
+          <w:t>撒下7:16</w:t>
+        </w:r>
+      </w:hyperlink>
+      <w:r>
+        <w:rPr>
+          <w:lang w:val="zh_TW" w:bidi="zh_TW"/>
+        </w:rPr>
+        <w:t>；</w:t>
+      </w:r>
+      <w:hyperlink r:id="rId41">
+        <w:r>
+          <w:rPr>
+            <w:lang w:val="zh_TW" w:bidi="zh_TW"/>
+          </w:rPr>
+          <w:rPr>
+            <w:color w:val="0000EE"/>
+            <w:u w:val="single"/>
+          </w:rPr>
+          <w:t>詩89:34–37</w:t>
+        </w:r>
+      </w:hyperlink>
+      <w:r>
+        <w:rPr>
+          <w:lang w:val="zh_TW" w:bidi="zh_TW"/>
+        </w:rPr>
+        <w:t>）。這個大衛之約將應許的後裔範圍，縮小到大衛的王室血統。這個應許從亞當開始，經過塞特、閃、亞伯拉罕、以撒、雅各和猶大延續而來。大衛要成為將要來的彌賽亞君王的先祖（</w:t>
+      </w:r>
+      <w:hyperlink r:id="rId42">
+        <w:r>
+          <w:rPr>
+            <w:lang w:val="zh_TW" w:bidi="zh_TW"/>
+          </w:rPr>
+          <w:rPr>
+            <w:color w:val="0000EE"/>
+            <w:u w:val="single"/>
+          </w:rPr>
+          <w:t>詩篇89:3</w:t>
+        </w:r>
+      </w:hyperlink>
+      <w:r>
+        <w:rPr>
+          <w:lang w:val="zh_TW" w:bidi="zh_TW"/>
+        </w:rPr>
+        <w:t>、</w:t>
+      </w:r>
+      <w:hyperlink r:id="rId42">
+        <w:r>
+          <w:rPr>
+            <w:lang w:val="zh_TW" w:bidi="zh_TW"/>
+          </w:rPr>
+          <w:rPr>
+            <w:color w:val="0000EE"/>
+            <w:u w:val="single"/>
+          </w:rPr>
+          <w:t>27–37</w:t>
+        </w:r>
+      </w:hyperlink>
+      <w:r>
+        <w:rPr>
+          <w:lang w:val="zh_TW" w:bidi="zh_TW"/>
+        </w:rPr>
+        <w:t>）。因此，大衛成為神拯救世界計劃的核心人物。耶穌基督被稱為大衛的子孫，亞伯拉罕的後裔（</w:t>
+      </w:r>
+      <w:hyperlink r:id="rId43">
+        <w:r>
+          <w:rPr>
+            <w:lang w:val="zh_TW" w:bidi="zh_TW"/>
+          </w:rPr>
+          <w:rPr>
+            <w:color w:val="0000EE"/>
+            <w:u w:val="single"/>
+          </w:rPr>
+          <w:t>太1:1</w:t>
+        </w:r>
+      </w:hyperlink>
+      <w:r>
+        <w:rPr>
+          <w:lang w:val="zh_TW" w:bidi="zh_TW"/>
+        </w:rPr>
+        <w:t>）。</w:t>
+      </w:r>
+    </w:p>
+    <w:p>
+      <w:pPr>
+        <w:pStyle w:val="Heading4"/>
+      </w:pPr>
+      <w:r>
+        <w:rPr>
+          <w:lang w:val="zh_TW" w:bidi="zh_TW"/>
+        </w:rPr>
+        <w:t>新約聖經的應許</w:t>
+      </w:r>
+    </w:p>
+    <w:p>
+      <w:pPr/>
+      <w:r>
+        <w:rPr>
+          <w:lang w:val="zh_TW" w:bidi="zh_TW"/>
+        </w:rPr>
+      </w:r>
+      <w:hyperlink r:id="rId44">
+        <w:r>
+          <w:rPr>
+            <w:lang w:val="zh_TW" w:bidi="zh_TW"/>
+          </w:rPr>
+          <w:rPr>
+            <w:color w:val="0000EE"/>
+            <w:u w:val="single"/>
+          </w:rPr>
+          <w:t>耶利米書三十一章31至37節</w:t>
+        </w:r>
+      </w:hyperlink>
+      <w:r>
+        <w:rPr>
+          <w:lang w:val="zh_TW" w:bidi="zh_TW"/>
+        </w:rPr>
+        <w:t>應許，主將會在未來與以色列和猶大家立一個新的約。這個新的約重申並擴展舊約：「我要作他們的神，他們要作我的子民……我要赦免他們的罪孽，不再記念他們的罪惡。」（</w:t>
+      </w:r>
+      <w:hyperlink r:id="rId45">
+        <w:r>
+          <w:rPr>
+            <w:lang w:val="zh_TW" w:bidi="zh_TW"/>
+          </w:rPr>
+          <w:rPr>
+            <w:color w:val="0000EE"/>
+            <w:u w:val="single"/>
+          </w:rPr>
+          <w:t>耶31:33–34</w:t>
+        </w:r>
+      </w:hyperlink>
+      <w:r>
+        <w:rPr>
+          <w:lang w:val="zh_TW" w:bidi="zh_TW"/>
+        </w:rPr>
+        <w:t>）。耶利米書的「新的約」，重申亞伯拉罕和大衛之約的應許。</w:t>
+      </w:r>
+    </w:p>
+    <w:p>
+      <w:pPr/>
+      <w:r>
+        <w:rPr>
+          <w:lang w:val="zh_TW" w:bidi="zh_TW"/>
+        </w:rPr>
+      </w:r>
+      <w:r>
+        <w:rPr>
+          <w:lang w:val="zh_TW" w:bidi="zh_TW"/>
+        </w:rPr>
+        <w:t>新約始於基督的第一次降臨。現在，信徒通過聖靈領受其祝福（</w:t>
+      </w:r>
+      <w:hyperlink r:id="rId46">
+        <w:r>
+          <w:rPr>
+            <w:lang w:val="zh_TW" w:bidi="zh_TW"/>
+          </w:rPr>
+          <w:rPr>
+            <w:color w:val="0000EE"/>
+            <w:u w:val="single"/>
+          </w:rPr>
+          <w:t>來8:6–13</w:t>
+        </w:r>
+      </w:hyperlink>
+      <w:r>
+        <w:rPr>
+          <w:lang w:val="zh_TW" w:bidi="zh_TW"/>
+        </w:rPr>
+        <w:t>）。這些祝福將在基督再來時完全實現。那時，祂的國要完全建立。我們將在新天新地中享受生命。這時，神的子民將會看見，來世的部分益處已經成真。然而，這個新時代尚未到來。</w:t>
+      </w:r>
+    </w:p>
+    <w:p>
+      <w:pPr>
+        <w:pStyle w:val="Heading3"/>
+      </w:pPr>
+      <w:r>
+        <w:rPr>
+          <w:lang w:val="zh_TW" w:bidi="zh_TW"/>
+        </w:rPr>
+        <w:t>新約聖經中的應許主題</w:t>
+      </w:r>
+    </w:p>
+    <w:p>
+      <w:pPr/>
+      <w:r>
+        <w:rPr>
+          <w:lang w:val="zh_TW" w:bidi="zh_TW"/>
+        </w:rPr>
+      </w:r>
+      <w:r>
+        <w:rPr>
+          <w:lang w:val="zh_TW" w:bidi="zh_TW"/>
+        </w:rPr>
+        <w:t>新約聖經的作者提到舊約聖經的應許，並不將這些應許視為分散的陳述。相反，他們將其視為不同部分，乃屬於在基督裡實現那唯一的應許（見</w:t>
+      </w:r>
+      <w:hyperlink r:id="rId47">
+        <w:r>
+          <w:rPr>
+            <w:lang w:val="zh_TW" w:bidi="zh_TW"/>
+          </w:rPr>
+          <w:rPr>
+            <w:color w:val="0000EE"/>
+            <w:u w:val="single"/>
+          </w:rPr>
+          <w:t>路1:54–55</w:t>
+        </w:r>
+      </w:hyperlink>
+      <w:r>
+        <w:rPr>
+          <w:lang w:val="zh_TW" w:bidi="zh_TW"/>
+        </w:rPr>
+        <w:t>、</w:t>
+      </w:r>
+      <w:hyperlink r:id="rId47">
+        <w:r>
+          <w:rPr>
+            <w:lang w:val="zh_TW" w:bidi="zh_TW"/>
+          </w:rPr>
+          <w:rPr>
+            <w:color w:val="0000EE"/>
+            <w:u w:val="single"/>
+          </w:rPr>
+          <w:t>69–73</w:t>
+        </w:r>
+      </w:hyperlink>
+      <w:r>
+        <w:rPr>
+          <w:lang w:val="zh_TW" w:bidi="zh_TW"/>
+        </w:rPr>
+        <w:t>；</w:t>
+      </w:r>
+      <w:hyperlink r:id="rId48">
+        <w:r>
+          <w:rPr>
+            <w:lang w:val="zh_TW" w:bidi="zh_TW"/>
+          </w:rPr>
+          <w:rPr>
+            <w:color w:val="0000EE"/>
+            <w:u w:val="single"/>
+          </w:rPr>
+          <w:t>徒13:23</w:t>
+        </w:r>
+      </w:hyperlink>
+      <w:r>
+        <w:rPr>
+          <w:lang w:val="zh_TW" w:bidi="zh_TW"/>
+        </w:rPr>
+        <w:t>、</w:t>
+      </w:r>
+      <w:hyperlink r:id="rId48">
+        <w:r>
+          <w:rPr>
+            <w:lang w:val="zh_TW" w:bidi="zh_TW"/>
+          </w:rPr>
+          <w:rPr>
+            <w:color w:val="0000EE"/>
+            <w:u w:val="single"/>
+          </w:rPr>
+          <w:t>32–33</w:t>
+        </w:r>
+      </w:hyperlink>
+      <w:r>
+        <w:rPr>
+          <w:lang w:val="zh_TW" w:bidi="zh_TW"/>
+        </w:rPr>
+        <w:t>；</w:t>
+      </w:r>
+      <w:hyperlink r:id="rId49">
+        <w:r>
+          <w:rPr>
+            <w:lang w:val="zh_TW" w:bidi="zh_TW"/>
+          </w:rPr>
+          <w:rPr>
+            <w:color w:val="0000EE"/>
+            <w:u w:val="single"/>
+          </w:rPr>
+          <w:t>26:6–7</w:t>
+        </w:r>
+      </w:hyperlink>
+      <w:r>
+        <w:rPr>
+          <w:lang w:val="zh_TW" w:bidi="zh_TW"/>
+        </w:rPr>
+        <w:t>；</w:t>
+      </w:r>
+      <w:hyperlink r:id="rId50">
+        <w:r>
+          <w:rPr>
+            <w:lang w:val="zh_TW" w:bidi="zh_TW"/>
+          </w:rPr>
+          <w:rPr>
+            <w:color w:val="0000EE"/>
+            <w:u w:val="single"/>
+          </w:rPr>
+          <w:t>林後1:20</w:t>
+        </w:r>
+      </w:hyperlink>
+      <w:r>
+        <w:rPr>
+          <w:lang w:val="zh_TW" w:bidi="zh_TW"/>
+        </w:rPr>
+        <w:t>）。耶穌實現對列祖和大衛的應許，因此，我們應該將這些應許的焦點放在祂身上。</w:t>
+      </w:r>
+    </w:p>
+    <w:p>
+      <w:pPr/>
+      <w:r>
+        <w:rPr>
+          <w:lang w:val="zh_TW" w:bidi="zh_TW"/>
+        </w:rPr>
+      </w:r>
+      <w:r>
+        <w:rPr>
+          <w:lang w:val="zh_TW" w:bidi="zh_TW"/>
+        </w:rPr>
+        <w:t>在加拉太書和以弗所書中，保羅擴展了這一點。他告訴外邦基督徒，他們是「在基督耶穌裏，藉着福音，得以同為後嗣，同為一體，同蒙應許」（</w:t>
+      </w:r>
+      <w:hyperlink r:id="rId51">
+        <w:r>
+          <w:rPr>
+            <w:lang w:val="zh_TW" w:bidi="zh_TW"/>
+          </w:rPr>
+          <w:rPr>
+            <w:color w:val="0000EE"/>
+            <w:u w:val="single"/>
+          </w:rPr>
+          <w:t>弗3:6</w:t>
+        </w:r>
+      </w:hyperlink>
+      <w:r>
+        <w:rPr>
+          <w:lang w:val="zh_TW" w:bidi="zh_TW"/>
+        </w:rPr>
+        <w:t>）。保羅說，那些信靠基督的外邦人是應許的後嗣，他們如今成為亞伯拉罕的後裔（</w:t>
+      </w:r>
+      <w:hyperlink r:id="rId52">
+        <w:r>
+          <w:rPr>
+            <w:lang w:val="zh_TW" w:bidi="zh_TW"/>
+          </w:rPr>
+          <w:rPr>
+            <w:color w:val="0000EE"/>
+            <w:u w:val="single"/>
+          </w:rPr>
+          <w:t>加3:29</w:t>
+        </w:r>
+      </w:hyperlink>
+      <w:r>
+        <w:rPr>
+          <w:lang w:val="zh_TW" w:bidi="zh_TW"/>
+        </w:rPr>
+        <w:t>），他甚至將福音等同給亞伯拉罕的應許。他說：「聖經既然預先看明，神要叫外邦人因信稱義，就早已傳福音給亞伯拉罕， 說：『萬國都必因你得福。』」（</w:t>
+      </w:r>
+      <w:hyperlink r:id="rId53">
+        <w:r>
+          <w:rPr>
+            <w:lang w:val="zh_TW" w:bidi="zh_TW"/>
+          </w:rPr>
+          <w:rPr>
+            <w:color w:val="0000EE"/>
+            <w:u w:val="single"/>
+          </w:rPr>
+          <w:t>加3:8</w:t>
+        </w:r>
+      </w:hyperlink>
+      <w:r>
+        <w:rPr>
+          <w:lang w:val="zh_TW" w:bidi="zh_TW"/>
+        </w:rPr>
+        <w:t>）。這些經文以及其它新約經文，確立基督的來臨與應許成就之間的密切關聯。神的應許盡在基督裡面，其基礎是祂為子民所成就，並將要成就的一切。</w:t>
+      </w:r>
+    </w:p>
+    <w:p>
+      <w:pPr/>
+      <w:r>
+        <w:rPr>
+          <w:lang w:val="zh_TW" w:bidi="zh_TW"/>
+        </w:rPr>
+      </w:r>
+      <w:r>
+        <w:rPr>
+          <w:lang w:val="zh_TW" w:bidi="zh_TW"/>
+        </w:rPr>
+        <w:t>新約聖經特別強調應許的另一個層面，是關乎聖靈降臨。保羅稱信徒「受了所應許的聖靈為印記」（</w:t>
+      </w:r>
+      <w:hyperlink r:id="rId54">
+        <w:r>
+          <w:rPr>
+            <w:lang w:val="zh_TW" w:bidi="zh_TW"/>
+          </w:rPr>
+          <w:rPr>
+            <w:color w:val="0000EE"/>
+            <w:u w:val="single"/>
+          </w:rPr>
+          <w:t>弗1:13</w:t>
+        </w:r>
+      </w:hyperlink>
+      <w:r>
+        <w:rPr>
+          <w:lang w:val="zh_TW" w:bidi="zh_TW"/>
+        </w:rPr>
+        <w:t>）。他還說他們「得着所應許的聖靈」（</w:t>
+      </w:r>
+      <w:hyperlink r:id="rId55">
+        <w:r>
+          <w:rPr>
+            <w:lang w:val="zh_TW" w:bidi="zh_TW"/>
+          </w:rPr>
+          <w:rPr>
+            <w:color w:val="0000EE"/>
+            <w:u w:val="single"/>
+          </w:rPr>
+          <w:t>加3:14</w:t>
+        </w:r>
+      </w:hyperlink>
+      <w:r>
+        <w:rPr>
+          <w:lang w:val="zh_TW" w:bidi="zh_TW"/>
+        </w:rPr>
+        <w:t>）。聖靈的恩賜應驗舊約的應許（</w:t>
+      </w:r>
+      <w:hyperlink r:id="rId56">
+        <w:r>
+          <w:rPr>
+            <w:lang w:val="zh_TW" w:bidi="zh_TW"/>
+          </w:rPr>
+          <w:rPr>
+            <w:color w:val="0000EE"/>
+            <w:u w:val="single"/>
+          </w:rPr>
+          <w:t>賽32:15</w:t>
+        </w:r>
+      </w:hyperlink>
+      <w:r>
+        <w:rPr>
+          <w:lang w:val="zh_TW" w:bidi="zh_TW"/>
+        </w:rPr>
+        <w:t>；</w:t>
+      </w:r>
+      <w:hyperlink r:id="rId57">
+        <w:r>
+          <w:rPr>
+            <w:lang w:val="zh_TW" w:bidi="zh_TW"/>
+          </w:rPr>
+          <w:rPr>
+            <w:color w:val="0000EE"/>
+            <w:u w:val="single"/>
+          </w:rPr>
+          <w:t>結36:27</w:t>
+        </w:r>
+      </w:hyperlink>
+      <w:r>
+        <w:rPr>
+          <w:lang w:val="zh_TW" w:bidi="zh_TW"/>
+        </w:rPr>
+        <w:t>；</w:t>
+      </w:r>
+      <w:hyperlink r:id="rId58">
+        <w:r>
+          <w:rPr>
+            <w:lang w:val="zh_TW" w:bidi="zh_TW"/>
+          </w:rPr>
+          <w:rPr>
+            <w:color w:val="0000EE"/>
+            <w:u w:val="single"/>
+          </w:rPr>
+          <w:t>珥2:28</w:t>
+        </w:r>
+      </w:hyperlink>
+      <w:r>
+        <w:rPr>
+          <w:lang w:val="zh_TW" w:bidi="zh_TW"/>
+        </w:rPr>
+        <w:t>）以及基督的應許（</w:t>
+      </w:r>
+      <w:hyperlink r:id="rId59">
+        <w:r>
+          <w:rPr>
+            <w:lang w:val="zh_TW" w:bidi="zh_TW"/>
+          </w:rPr>
+          <w:rPr>
+            <w:color w:val="0000EE"/>
+            <w:u w:val="single"/>
+          </w:rPr>
+          <w:t>路24:49</w:t>
+        </w:r>
+      </w:hyperlink>
+      <w:r>
+        <w:rPr>
+          <w:lang w:val="zh_TW" w:bidi="zh_TW"/>
+        </w:rPr>
+        <w:t>；</w:t>
+      </w:r>
+      <w:hyperlink r:id="rId60">
+        <w:r>
+          <w:rPr>
+            <w:lang w:val="zh_TW" w:bidi="zh_TW"/>
+          </w:rPr>
+          <w:rPr>
+            <w:color w:val="0000EE"/>
+            <w:u w:val="single"/>
+          </w:rPr>
+          <w:t>約14:16</w:t>
+        </w:r>
+      </w:hyperlink>
+      <w:r>
+        <w:rPr>
+          <w:lang w:val="zh_TW" w:bidi="zh_TW"/>
+        </w:rPr>
+        <w:t>、</w:t>
+      </w:r>
+      <w:hyperlink r:id="rId60">
+        <w:r>
+          <w:rPr>
+            <w:lang w:val="zh_TW" w:bidi="zh_TW"/>
+          </w:rPr>
+          <w:rPr>
+            <w:color w:val="0000EE"/>
+            <w:u w:val="single"/>
+          </w:rPr>
+          <w:t>20</w:t>
+        </w:r>
+      </w:hyperlink>
+      <w:r>
+        <w:rPr>
+          <w:lang w:val="zh_TW" w:bidi="zh_TW"/>
+        </w:rPr>
+        <w:t>；</w:t>
+      </w:r>
+      <w:hyperlink r:id="rId61">
+        <w:r>
+          <w:rPr>
+            <w:lang w:val="zh_TW" w:bidi="zh_TW"/>
+          </w:rPr>
+          <w:rPr>
+            <w:color w:val="0000EE"/>
+            <w:u w:val="single"/>
+          </w:rPr>
+          <w:t>徒1:4</w:t>
+        </w:r>
+      </w:hyperlink>
+      <w:r>
+        <w:rPr>
+          <w:lang w:val="zh_TW" w:bidi="zh_TW"/>
+        </w:rPr>
+        <w:t>），但同時也是尚未成就的未來應許。保羅將聖靈在信徒裡的同在，視為我們得基業的憑據。（</w:t>
+      </w:r>
+      <w:hyperlink r:id="rId62">
+        <w:r>
+          <w:rPr>
+            <w:lang w:val="zh_TW" w:bidi="zh_TW"/>
+          </w:rPr>
+          <w:rPr>
+            <w:color w:val="0000EE"/>
+            <w:u w:val="single"/>
+          </w:rPr>
+          <w:t>林後1:22</w:t>
+        </w:r>
+      </w:hyperlink>
+      <w:r>
+        <w:rPr>
+          <w:lang w:val="zh_TW" w:bidi="zh_TW"/>
+        </w:rPr>
+        <w:t>，</w:t>
+      </w:r>
+      <w:hyperlink r:id="rId63">
+        <w:r>
+          <w:rPr>
+            <w:lang w:val="zh_TW" w:bidi="zh_TW"/>
+          </w:rPr>
+          <w:rPr>
+            <w:color w:val="0000EE"/>
+            <w:u w:val="single"/>
+          </w:rPr>
+          <w:t>5:5</w:t>
+        </w:r>
+      </w:hyperlink>
+      <w:r>
+        <w:rPr>
+          <w:lang w:val="zh_TW" w:bidi="zh_TW"/>
+        </w:rPr>
+        <w:t>；</w:t>
+      </w:r>
+      <w:hyperlink r:id="rId64">
+        <w:r>
+          <w:rPr>
+            <w:lang w:val="zh_TW" w:bidi="zh_TW"/>
+          </w:rPr>
+          <w:rPr>
+            <w:color w:val="0000EE"/>
+            <w:u w:val="single"/>
+          </w:rPr>
+          <w:t>弗1:14</w:t>
+        </w:r>
+      </w:hyperlink>
+      <w:r>
+        <w:rPr>
+          <w:lang w:val="zh_TW" w:bidi="zh_TW"/>
+        </w:rPr>
+        <w:t>）。聖靈是將來榮耀的「初熟果子」（</w:t>
+      </w:r>
+      <w:hyperlink r:id="rId65">
+        <w:r>
+          <w:rPr>
+            <w:lang w:val="zh_TW" w:bidi="zh_TW"/>
+          </w:rPr>
+          <w:rPr>
+            <w:color w:val="0000EE"/>
+            <w:u w:val="single"/>
+          </w:rPr>
+          <w:t>羅8:23</w:t>
+        </w:r>
+      </w:hyperlink>
+      <w:r>
+        <w:rPr>
+          <w:lang w:val="zh_TW" w:bidi="zh_TW"/>
+        </w:rPr>
+        <w:t>）。</w:t>
+      </w:r>
+    </w:p>
+    <w:p>
+      <w:pPr/>
+      <w:r>
+        <w:rPr>
+          <w:lang w:val="zh_TW" w:bidi="zh_TW"/>
+        </w:rPr>
+      </w:r>
+      <w:r>
+        <w:rPr>
+          <w:lang w:val="zh_TW" w:bidi="zh_TW"/>
+        </w:rPr>
+        <w:t>新約聖經應許主題的最後一個面向，是肯定基督第二次降臨與新天新地（參</w:t>
+      </w:r>
+      <w:hyperlink r:id="rId66">
+        <w:r>
+          <w:rPr>
+            <w:lang w:val="zh_TW" w:bidi="zh_TW"/>
+          </w:rPr>
+          <w:rPr>
+            <w:color w:val="0000EE"/>
+            <w:u w:val="single"/>
+          </w:rPr>
+          <w:t>約14:1–3</w:t>
+        </w:r>
+      </w:hyperlink>
+      <w:r>
+        <w:rPr>
+          <w:lang w:val="zh_TW" w:bidi="zh_TW"/>
+        </w:rPr>
+        <w:t>；</w:t>
+      </w:r>
+      <w:hyperlink r:id="rId67">
+        <w:r>
+          <w:rPr>
+            <w:lang w:val="zh_TW" w:bidi="zh_TW"/>
+          </w:rPr>
+          <w:rPr>
+            <w:color w:val="0000EE"/>
+            <w:u w:val="single"/>
+          </w:rPr>
+          <w:t>彼後3:4</w:t>
+        </w:r>
+      </w:hyperlink>
+      <w:r>
+        <w:rPr>
+          <w:lang w:val="zh_TW" w:bidi="zh_TW"/>
+        </w:rPr>
+        <w:t>、</w:t>
+      </w:r>
+      <w:hyperlink r:id="rId67">
+        <w:r>
+          <w:rPr>
+            <w:lang w:val="zh_TW" w:bidi="zh_TW"/>
+          </w:rPr>
+          <w:rPr>
+            <w:color w:val="0000EE"/>
+            <w:u w:val="single"/>
+          </w:rPr>
+          <w:t>9</w:t>
+        </w:r>
+      </w:hyperlink>
+      <w:r>
+        <w:rPr>
+          <w:lang w:val="zh_TW" w:bidi="zh_TW"/>
+        </w:rPr>
+        <w:t>、</w:t>
+      </w:r>
+      <w:hyperlink r:id="rId67">
+        <w:r>
+          <w:rPr>
+            <w:lang w:val="zh_TW" w:bidi="zh_TW"/>
+          </w:rPr>
+          <w:rPr>
+            <w:color w:val="0000EE"/>
+            <w:u w:val="single"/>
+          </w:rPr>
+          <w:t>13</w:t>
+        </w:r>
+      </w:hyperlink>
+      <w:r>
+        <w:rPr>
+          <w:lang w:val="zh_TW" w:bidi="zh_TW"/>
+        </w:rPr>
+        <w:t>）。</w:t>
+      </w:r>
+    </w:p>
+    <w:p>
+      <w:pPr/>
+      <w:r>
+        <w:rPr>
+          <w:lang w:val="zh_TW" w:bidi="zh_TW"/>
+        </w:rPr>
+      </w:r>
+      <w:r>
+        <w:rPr>
           <w:i/>
           <w:lang w:val="zh_TW" w:bidi="zh_TW"/>
         </w:rPr>
@@ -691,13 +1953,55 @@
         <w:rPr>
           <w:lang w:val="zh_TW" w:bidi="zh_TW"/>
         </w:rPr>
-        <w:t xml:space="preserve"> </w:t>
-      </w:r>
-      <w:r>
-        <w:rPr>
-          <w:lang w:val="zh_TW" w:bidi="zh_TW"/>
-        </w:rPr>
-        <w:t>土地分配</w:t>
+        <w:t>盟約</w:t>
+      </w:r>
+      <w:r>
+        <w:rPr>
+          <w:lang w:val="zh_TW" w:bidi="zh_TW"/>
+        </w:rPr>
+        <w:t>；</w:t>
+      </w:r>
+      <w:r>
+        <w:rPr>
+          <w:lang w:val="zh_TW" w:bidi="zh_TW"/>
+        </w:rPr>
+        <w:t>神的存在與屬性</w:t>
+      </w:r>
+      <w:r>
+        <w:rPr>
+          <w:lang w:val="zh_TW" w:bidi="zh_TW"/>
+        </w:rPr>
+        <w:t>；</w:t>
+      </w:r>
+      <w:r>
+        <w:rPr>
+          <w:lang w:val="zh_TW" w:bidi="zh_TW"/>
+        </w:rPr>
+        <w:t>盼望</w:t>
+      </w:r>
+      <w:r>
+        <w:rPr>
+          <w:lang w:val="zh_TW" w:bidi="zh_TW"/>
+        </w:rPr>
+        <w:t>；</w:t>
+      </w:r>
+      <w:r>
+        <w:rPr>
+          <w:lang w:val="zh_TW" w:bidi="zh_TW"/>
+        </w:rPr>
+        <w:t>預言</w:t>
+      </w:r>
+      <w:r>
+        <w:rPr>
+          <w:lang w:val="zh_TW" w:bidi="zh_TW"/>
+        </w:rPr>
+        <w:t>；</w:t>
+      </w:r>
+      <w:r>
+        <w:rPr>
+          <w:lang w:val="zh_TW" w:bidi="zh_TW"/>
+        </w:rPr>
+        <w:t>先知，女先知</w:t>
       </w:r>
       <w:r>
         <w:rPr>
@@ -2605,6 +3909,12 @@
   </w:num>
   <w:num w:numId="13" w16cid:durableId="592781308">
     <w:abstractNumId w:val="11"/>
+  </w:num>
+  <w:num w:numId="14">
+    <w:abstractNumId w:val="3"/>
+    <w:lvlOverride w:ilvl="0">
+      <w:startOverride w:val="1"/>
+    </w:lvlOverride>
   </w:num>
   <w:numIdMacAtCleanup w:val="10"/>
 </w:numbering>

--- a/zht/docx/199.content.docx
+++ b/zht/docx/199.content.docx
@@ -149,7 +149,7 @@
         <w:rPr>
           <w:lang w:val="zh_TW" w:bidi="zh_TW"/>
         </w:rPr>
-        <w:t>ying</w:t>
+        <w:t>yao</w:t>
       </w:r>
       <w:r>
         <w:rPr>
@@ -212,7 +212,7 @@
         <w:rPr>
           <w:lang w:val="zh_TW" w:bidi="zh_TW"/>
         </w:rPr>
-        <w:t>應許</w:t>
+        <w:t>腰</w:t>
       </w:r>
       <w:r>
         <w:rPr>
@@ -231,18 +231,7 @@
         <w:rPr>
           <w:lang w:val="zh_TW" w:bidi="zh_TW"/>
         </w:rPr>
-        <w:t>一個人向另一個人所作的宣告，表示某事將會或不會完成，使另一個人有權期待與應許相應的行為。</w:t>
-      </w:r>
-    </w:p>
-    <w:p>
-      <w:pPr>
-        <w:pStyle w:val="Heading3"/>
-      </w:pPr>
-      <w:r>
-        <w:rPr>
-          <w:lang w:val="zh_TW" w:bidi="zh_TW"/>
-        </w:rPr>
-        <w:t>應許的類型</w:t>
+        <w:t>指人體從胸部下方到髖部之間的部位。</w:t>
       </w:r>
     </w:p>
     <w:p>
@@ -256,7 +245,7 @@
         <w:rPr>
           <w:lang w:val="zh_TW" w:bidi="zh_TW"/>
         </w:rPr>
-        <w:t>聖經中有幾個人與人之間彼此應許的例子（例：</w:t>
+        <w:t>有英文譯本使用out of his loins（出於他的腰）這個說法來指某人的後裔（</w:t>
       </w:r>
       <w:hyperlink r:id="rId13">
         <w:r>
@@ -267,14 +256,14 @@
             <w:color w:val="0000EE"/>
             <w:u w:val="single"/>
           </w:rPr>
-          <w:t>民22:17</w:t>
+          <w:t>創35:11</w:t>
         </w:r>
       </w:hyperlink>
       <w:r>
         <w:rPr>
           <w:lang w:val="zh_TW" w:bidi="zh_TW"/>
         </w:rPr>
-        <w:t>；</w:t>
+        <w:t>，</w:t>
       </w:r>
       <w:hyperlink r:id="rId14">
         <w:r>
@@ -285,14 +274,14 @@
             <w:color w:val="0000EE"/>
             <w:u w:val="single"/>
           </w:rPr>
-          <w:t>斯4:7</w:t>
+          <w:t>46:26</w:t>
         </w:r>
       </w:hyperlink>
       <w:r>
         <w:rPr>
           <w:lang w:val="zh_TW" w:bidi="zh_TW"/>
         </w:rPr>
-        <w:t>）以及人對神應許的例子（例：</w:t>
+        <w:t>；</w:t>
       </w:r>
       <w:hyperlink r:id="rId15">
         <w:r>
@@ -303,14 +292,14 @@
             <w:color w:val="0000EE"/>
             <w:u w:val="single"/>
           </w:rPr>
-          <w:t>尼5:12</w:t>
+          <w:t>出1:5</w:t>
         </w:r>
       </w:hyperlink>
       <w:r>
         <w:rPr>
           <w:lang w:val="zh_TW" w:bidi="zh_TW"/>
         </w:rPr>
-        <w:t>）。然而，神對人的應許更為重要。這些屬神的應許絕對可信，因為作應許的那位完全有能力成就祂的應許（</w:t>
+        <w:t>；</w:t>
       </w:r>
       <w:hyperlink r:id="rId16">
         <w:r>
@@ -321,7 +310,25 @@
             <w:color w:val="0000EE"/>
             <w:u w:val="single"/>
           </w:rPr>
-          <w:t>羅4:21</w:t>
+          <w:t>王上8:19</w:t>
+        </w:r>
+      </w:hyperlink>
+      <w:r>
+        <w:rPr>
+          <w:lang w:val="zh_TW" w:bidi="zh_TW"/>
+        </w:rPr>
+        <w:t>）。在這類語境中，「腰」這個詞是指男性的生殖部位。不過，大多數時候，這個詞只是指身體的腰部。有時，「腰」這個詞也用來表示情感、能力或力量（見</w:t>
+      </w:r>
+      <w:hyperlink r:id="rId17">
+        <w:r>
+          <w:rPr>
+            <w:lang w:val="zh_TW" w:bidi="zh_TW"/>
+          </w:rPr>
+          <w:rPr>
+            <w:color w:val="0000EE"/>
+            <w:u w:val="single"/>
+          </w:rPr>
+          <w:t>鴻2:1</w:t>
         </w:r>
       </w:hyperlink>
       <w:r>
@@ -342,61 +349,7 @@
         <w:rPr>
           <w:lang w:val="zh_TW" w:bidi="zh_TW"/>
         </w:rPr>
-        <w:t>聖經中，神的應許保證領受者得著許多益處，包括：</w:t>
-      </w:r>
-    </w:p>
-    <w:p>
-      <w:pPr>
-        <w:pStyle w:val="ListBullet"/>
-        <w:spacing w:line="240" w:lineRule="auto"/>
-        <w:ind w:left="720"/>
-      </w:pPr>
-      <w:r>
-        <w:rPr>
-          <w:lang w:val="zh_TW" w:bidi="zh_TW"/>
-        </w:rPr>
-      </w:r>
-      <w:r>
-        <w:rPr>
-          <w:lang w:val="zh_TW" w:bidi="zh_TW"/>
-        </w:rPr>
-        <w:t>子民的身份（</w:t>
-      </w:r>
-      <w:hyperlink r:id="rId17">
-        <w:r>
-          <w:rPr>
-            <w:lang w:val="zh_TW" w:bidi="zh_TW"/>
-          </w:rPr>
-          <w:rPr>
-            <w:color w:val="0000EE"/>
-            <w:u w:val="single"/>
-          </w:rPr>
-          <w:t>林後6:16–7:1</w:t>
-        </w:r>
-      </w:hyperlink>
-      <w:r>
-        <w:rPr>
-          <w:lang w:val="zh_TW" w:bidi="zh_TW"/>
-        </w:rPr>
-        <w:t>）</w:t>
-      </w:r>
-    </w:p>
-    <w:p>
-      <w:pPr>
-        <w:pStyle w:val="ListBullet"/>
-        <w:spacing w:line="240" w:lineRule="auto"/>
-        <w:ind w:left="720"/>
-      </w:pPr>
-      <w:r>
-        <w:rPr>
-          <w:lang w:val="zh_TW" w:bidi="zh_TW"/>
-        </w:rPr>
-      </w:r>
-      <w:r>
-        <w:rPr>
-          <w:lang w:val="zh_TW" w:bidi="zh_TW"/>
-        </w:rPr>
-        <w:t>罪的赦免 （</w:t>
+        <w:t>古代希伯來人和中東其它民族在長途行走前，會把長袍束在腰間（</w:t>
       </w:r>
       <w:hyperlink r:id="rId18">
         <w:r>
@@ -407,32 +360,14 @@
             <w:color w:val="0000EE"/>
             <w:u w:val="single"/>
           </w:rPr>
-          <w:t>約一1:9</w:t>
+          <w:t>出12:11</w:t>
         </w:r>
       </w:hyperlink>
       <w:r>
         <w:rPr>
           <w:lang w:val="zh_TW" w:bidi="zh_TW"/>
         </w:rPr>
-        <w:t>）</w:t>
-      </w:r>
-    </w:p>
-    <w:p>
-      <w:pPr>
-        <w:pStyle w:val="ListBullet"/>
-        <w:spacing w:line="240" w:lineRule="auto"/>
-        <w:ind w:left="720"/>
-      </w:pPr>
-      <w:r>
-        <w:rPr>
-          <w:lang w:val="zh_TW" w:bidi="zh_TW"/>
-        </w:rPr>
-      </w:r>
-      <w:r>
-        <w:rPr>
-          <w:lang w:val="zh_TW" w:bidi="zh_TW"/>
-        </w:rPr>
-        <w:t>回應禱告（</w:t>
+        <w:t>；</w:t>
       </w:r>
       <w:hyperlink r:id="rId19">
         <w:r>
@@ -443,32 +378,14 @@
             <w:color w:val="0000EE"/>
             <w:u w:val="single"/>
           </w:rPr>
-          <w:t>路11:9</w:t>
+          <w:t>王上18:46</w:t>
         </w:r>
       </w:hyperlink>
       <w:r>
         <w:rPr>
           <w:lang w:val="zh_TW" w:bidi="zh_TW"/>
         </w:rPr>
-        <w:t>）</w:t>
-      </w:r>
-    </w:p>
-    <w:p>
-      <w:pPr>
-        <w:pStyle w:val="ListBullet"/>
-        <w:spacing w:line="240" w:lineRule="auto"/>
-        <w:ind w:left="720"/>
-      </w:pPr>
-      <w:r>
-        <w:rPr>
-          <w:lang w:val="zh_TW" w:bidi="zh_TW"/>
-        </w:rPr>
-      </w:r>
-      <w:r>
-        <w:rPr>
-          <w:lang w:val="zh_TW" w:bidi="zh_TW"/>
-        </w:rPr>
-        <w:t>脫離試探（</w:t>
+        <w:t>；</w:t>
       </w:r>
       <w:hyperlink r:id="rId20">
         <w:r>
@@ -479,32 +396,14 @@
             <w:color w:val="0000EE"/>
             <w:u w:val="single"/>
           </w:rPr>
-          <w:t>林前10:13</w:t>
+          <w:t>王下9:1</w:t>
         </w:r>
       </w:hyperlink>
       <w:r>
         <w:rPr>
           <w:lang w:val="zh_TW" w:bidi="zh_TW"/>
         </w:rPr>
-        <w:t>）</w:t>
-      </w:r>
-    </w:p>
-    <w:p>
-      <w:pPr>
-        <w:pStyle w:val="ListBullet"/>
-        <w:spacing w:line="240" w:lineRule="auto"/>
-        <w:ind w:left="720"/>
-      </w:pPr>
-      <w:r>
-        <w:rPr>
-          <w:lang w:val="zh_TW" w:bidi="zh_TW"/>
-        </w:rPr>
-      </w:r>
-      <w:r>
-        <w:rPr>
-          <w:lang w:val="zh_TW" w:bidi="zh_TW"/>
-        </w:rPr>
-        <w:t>患難中的恩典（</w:t>
+        <w:t>）。這樣會更方便行走或奔跑。到了新約聖經時代，如果經文描述了某人束上腰帶或束起衣袍，表示他已經準備好採取行動或投入爭戰（</w:t>
       </w:r>
       <w:hyperlink r:id="rId21">
         <w:r>
@@ -515,32 +414,14 @@
             <w:color w:val="0000EE"/>
             <w:u w:val="single"/>
           </w:rPr>
-          <w:t>林後12:9</w:t>
+          <w:t>路12:35</w:t>
         </w:r>
       </w:hyperlink>
       <w:r>
         <w:rPr>
           <w:lang w:val="zh_TW" w:bidi="zh_TW"/>
         </w:rPr>
-        <w:t>）</w:t>
-      </w:r>
-    </w:p>
-    <w:p>
-      <w:pPr>
-        <w:pStyle w:val="ListBullet"/>
-        <w:spacing w:line="240" w:lineRule="auto"/>
-        <w:ind w:left="720"/>
-      </w:pPr>
-      <w:r>
-        <w:rPr>
-          <w:lang w:val="zh_TW" w:bidi="zh_TW"/>
-        </w:rPr>
-      </w:r>
-      <w:r>
-        <w:rPr>
-          <w:lang w:val="zh_TW" w:bidi="zh_TW"/>
-        </w:rPr>
-        <w:t>供應一切所需（</w:t>
+        <w:t>）。聖經也把這個形象用為象徵。當經文提到「束腰」時，是指人要有所預備，並且約束自己（</w:t>
       </w:r>
       <w:hyperlink r:id="rId22">
         <w:r>
@@ -551,32 +432,14 @@
             <w:color w:val="0000EE"/>
             <w:u w:val="single"/>
           </w:rPr>
-          <w:t>腓4:19</w:t>
+          <w:t>弗6:14</w:t>
         </w:r>
       </w:hyperlink>
       <w:r>
         <w:rPr>
           <w:lang w:val="zh_TW" w:bidi="zh_TW"/>
         </w:rPr>
-        <w:t>）</w:t>
-      </w:r>
-    </w:p>
-    <w:p>
-      <w:pPr>
-        <w:pStyle w:val="ListBullet"/>
-        <w:spacing w:line="240" w:lineRule="auto"/>
-        <w:ind w:left="720"/>
-      </w:pPr>
-      <w:r>
-        <w:rPr>
-          <w:lang w:val="zh_TW" w:bidi="zh_TW"/>
-        </w:rPr>
-      </w:r>
-      <w:r>
-        <w:rPr>
-          <w:lang w:val="zh_TW" w:bidi="zh_TW"/>
-        </w:rPr>
-        <w:t>順服的獎賞（</w:t>
+        <w:t>；</w:t>
       </w:r>
       <w:hyperlink r:id="rId23">
         <w:r>
@@ -587,111 +450,7 @@
             <w:color w:val="0000EE"/>
             <w:u w:val="single"/>
           </w:rPr>
-          <w:t>雅1:12</w:t>
-        </w:r>
-      </w:hyperlink>
-      <w:r>
-        <w:rPr>
-          <w:lang w:val="zh_TW" w:bidi="zh_TW"/>
-        </w:rPr>
-        <w:t>）</w:t>
-      </w:r>
-    </w:p>
-    <w:p>
-      <w:pPr>
-        <w:pStyle w:val="ListBullet"/>
-        <w:spacing w:line="240" w:lineRule="auto"/>
-        <w:ind w:left="720"/>
-      </w:pPr>
-      <w:r>
-        <w:rPr>
-          <w:lang w:val="zh_TW" w:bidi="zh_TW"/>
-        </w:rPr>
-      </w:r>
-      <w:r>
-        <w:rPr>
-          <w:lang w:val="zh_TW" w:bidi="zh_TW"/>
-        </w:rPr>
-        <w:t>永生（</w:t>
-      </w:r>
-      <w:hyperlink r:id="rId24">
-        <w:r>
-          <w:rPr>
-            <w:lang w:val="zh_TW" w:bidi="zh_TW"/>
-          </w:rPr>
-          <w:rPr>
-            <w:color w:val="0000EE"/>
-            <w:u w:val="single"/>
-          </w:rPr>
-          <w:t>路18:29–30</w:t>
-        </w:r>
-      </w:hyperlink>
-      <w:r>
-        <w:rPr>
-          <w:lang w:val="zh_TW" w:bidi="zh_TW"/>
-        </w:rPr>
-        <w:t>；</w:t>
-      </w:r>
-      <w:hyperlink r:id="rId25">
-        <w:r>
-          <w:rPr>
-            <w:lang w:val="zh_TW" w:bidi="zh_TW"/>
-          </w:rPr>
-          <w:rPr>
-            <w:color w:val="0000EE"/>
-            <w:u w:val="single"/>
-          </w:rPr>
-          <w:t>約3:16</w:t>
-        </w:r>
-      </w:hyperlink>
-      <w:r>
-        <w:rPr>
-          <w:lang w:val="zh_TW" w:bidi="zh_TW"/>
-        </w:rPr>
-        <w:t>；</w:t>
-      </w:r>
-      <w:hyperlink r:id="rId26">
-        <w:r>
-          <w:rPr>
-            <w:lang w:val="zh_TW" w:bidi="zh_TW"/>
-          </w:rPr>
-          <w:rPr>
-            <w:color w:val="0000EE"/>
-            <w:u w:val="single"/>
-          </w:rPr>
-          <w:t>羅6:22–23</w:t>
-        </w:r>
-      </w:hyperlink>
-      <w:r>
-        <w:rPr>
-          <w:lang w:val="zh_TW" w:bidi="zh_TW"/>
-        </w:rPr>
-        <w:t>）</w:t>
-      </w:r>
-    </w:p>
-    <w:p>
-      <w:pPr/>
-      <w:r>
-        <w:rPr>
-          <w:lang w:val="zh_TW" w:bidi="zh_TW"/>
-        </w:rPr>
-      </w:r>
-      <w:r>
-        <w:rPr>
-          <w:lang w:val="zh_TW" w:bidi="zh_TW"/>
-        </w:rPr>
-        <w:t>神的應許是確定且可靠的。然而，要分享這些祝福，我們必須滿足某些條件。神的應許也不必然帶來祝福。實際上，也有應許宣告，拒絕順服主耶穌福音的人肯定會面臨審判（</w:t>
-      </w:r>
-      <w:hyperlink r:id="rId27">
-        <w:r>
-          <w:rPr>
-            <w:lang w:val="zh_TW" w:bidi="zh_TW"/>
-          </w:rPr>
-          <w:rPr>
-            <w:color w:val="0000EE"/>
-            <w:u w:val="single"/>
-          </w:rPr>
-          <w:t>帖後1:8–9</w:t>
+          <w:t>彼前1:13</w:t>
         </w:r>
       </w:hyperlink>
       <w:r>
@@ -699,1315 +458,6 @@
           <w:lang w:val="zh_TW" w:bidi="zh_TW"/>
         </w:rPr>
         <w:t>）。</w:t>
-      </w:r>
-    </w:p>
-    <w:p>
-      <w:pPr/>
-      <w:r>
-        <w:rPr>
-          <w:lang w:val="zh_TW" w:bidi="zh_TW"/>
-        </w:rPr>
-      </w:r>
-      <w:r>
-        <w:rPr>
-          <w:lang w:val="zh_TW" w:bidi="zh_TW"/>
-        </w:rPr>
-        <w:t>神的應許適用於不同時代與地方，且臨到許多人；除此之外，還有許多應許涉及祂的救贖計畫，如何在宏大歷史進程中的開展。這類應許既無重複性應用，也沒有條件的性質。在這類情況中，應許幾乎等同預言。這些應許以及應驗，彼交織於救贖歷史之中。</w:t>
-      </w:r>
-    </w:p>
-    <w:p>
-      <w:pPr>
-        <w:pStyle w:val="Heading3"/>
-      </w:pPr>
-      <w:r>
-        <w:rPr>
-          <w:lang w:val="zh_TW" w:bidi="zh_TW"/>
-        </w:rPr>
-        <w:t>舊約聖經中的應許</w:t>
-      </w:r>
-    </w:p>
-    <w:p>
-      <w:pPr/>
-      <w:r>
-        <w:rPr>
-          <w:lang w:val="zh_TW" w:bidi="zh_TW"/>
-        </w:rPr>
-      </w:r>
-      <w:r>
-        <w:rPr>
-          <w:lang w:val="zh_TW" w:bidi="zh_TW"/>
-        </w:rPr>
-        <w:t>舊約聖經的應許主題，最明確體現在福音的首次宣告中（稱為原始福音）；是神在亞當和夏娃墮落犯罪後，在伊甸園中給予的（</w:t>
-      </w:r>
-      <w:hyperlink r:id="rId28">
-        <w:r>
-          <w:rPr>
-            <w:lang w:val="zh_TW" w:bidi="zh_TW"/>
-          </w:rPr>
-          <w:rPr>
-            <w:color w:val="0000EE"/>
-            <w:u w:val="single"/>
-          </w:rPr>
-          <w:t>創3:15</w:t>
-        </w:r>
-      </w:hyperlink>
-      <w:r>
-        <w:rPr>
-          <w:lang w:val="zh_TW" w:bidi="zh_TW"/>
-        </w:rPr>
-        <w:t>）。後來的應許包括：</w:t>
-      </w:r>
-    </w:p>
-    <w:p>
-      <w:pPr>
-        <w:pStyle w:val="ListBullet"/>
-        <w:spacing w:line="240" w:lineRule="auto"/>
-        <w:ind w:left="720"/>
-      </w:pPr>
-      <w:r>
-        <w:rPr>
-          <w:lang w:val="zh_TW" w:bidi="zh_TW"/>
-        </w:rPr>
-      </w:r>
-      <w:r>
-        <w:rPr>
-          <w:lang w:val="zh_TW" w:bidi="zh_TW"/>
-        </w:rPr>
-        <w:t>神與亞伯拉罕立的盟約（</w:t>
-      </w:r>
-      <w:hyperlink r:id="rId29">
-        <w:r>
-          <w:rPr>
-            <w:lang w:val="zh_TW" w:bidi="zh_TW"/>
-          </w:rPr>
-          <w:rPr>
-            <w:color w:val="0000EE"/>
-            <w:u w:val="single"/>
-          </w:rPr>
-          <w:t>創12</w:t>
-        </w:r>
-      </w:hyperlink>
-      <w:r>
-        <w:rPr>
-          <w:lang w:val="zh_TW" w:bidi="zh_TW"/>
-        </w:rPr>
-        <w:t>、</w:t>
-      </w:r>
-      <w:hyperlink r:id="rId30">
-        <w:r>
-          <w:rPr>
-            <w:lang w:val="zh_TW" w:bidi="zh_TW"/>
-          </w:rPr>
-          <w:rPr>
-            <w:color w:val="0000EE"/>
-            <w:u w:val="single"/>
-          </w:rPr>
-          <w:t>15</w:t>
-        </w:r>
-      </w:hyperlink>
-      <w:r>
-        <w:rPr>
-          <w:lang w:val="zh_TW" w:bidi="zh_TW"/>
-        </w:rPr>
-        <w:t>、</w:t>
-      </w:r>
-      <w:hyperlink r:id="rId31">
-        <w:r>
-          <w:rPr>
-            <w:lang w:val="zh_TW" w:bidi="zh_TW"/>
-          </w:rPr>
-          <w:rPr>
-            <w:color w:val="0000EE"/>
-            <w:u w:val="single"/>
-          </w:rPr>
-          <w:t>17</w:t>
-        </w:r>
-      </w:hyperlink>
-      <w:r>
-        <w:rPr>
-          <w:lang w:val="zh_TW" w:bidi="zh_TW"/>
-        </w:rPr>
-        <w:t>）</w:t>
-      </w:r>
-    </w:p>
-    <w:p>
-      <w:pPr>
-        <w:pStyle w:val="ListBullet"/>
-        <w:spacing w:line="240" w:lineRule="auto"/>
-        <w:ind w:left="720"/>
-      </w:pPr>
-      <w:r>
-        <w:rPr>
-          <w:lang w:val="zh_TW" w:bidi="zh_TW"/>
-        </w:rPr>
-      </w:r>
-      <w:r>
-        <w:rPr>
-          <w:lang w:val="zh_TW" w:bidi="zh_TW"/>
-        </w:rPr>
-        <w:t>神與大衛立的盟約（</w:t>
-      </w:r>
-      <w:hyperlink r:id="rId32">
-        <w:r>
-          <w:rPr>
-            <w:lang w:val="zh_TW" w:bidi="zh_TW"/>
-          </w:rPr>
-          <w:rPr>
-            <w:color w:val="0000EE"/>
-            <w:u w:val="single"/>
-          </w:rPr>
-          <w:t>撒下7</w:t>
-        </w:r>
-      </w:hyperlink>
-      <w:r>
-        <w:rPr>
-          <w:lang w:val="zh_TW" w:bidi="zh_TW"/>
-        </w:rPr>
-        <w:t>）</w:t>
-      </w:r>
-    </w:p>
-    <w:p>
-      <w:pPr>
-        <w:pStyle w:val="ListBullet"/>
-        <w:spacing w:line="240" w:lineRule="auto"/>
-        <w:ind w:left="720"/>
-      </w:pPr>
-      <w:r>
-        <w:rPr>
-          <w:lang w:val="zh_TW" w:bidi="zh_TW"/>
-        </w:rPr>
-      </w:r>
-      <w:r>
-        <w:rPr>
-          <w:lang w:val="zh_TW" w:bidi="zh_TW"/>
-        </w:rPr>
-        <w:t>新約的應許（</w:t>
-      </w:r>
-      <w:hyperlink r:id="rId33">
-        <w:r>
-          <w:rPr>
-            <w:lang w:val="zh_TW" w:bidi="zh_TW"/>
-          </w:rPr>
-          <w:rPr>
-            <w:color w:val="0000EE"/>
-            <w:u w:val="single"/>
-          </w:rPr>
-          <w:t>耶31章</w:t>
-        </w:r>
-      </w:hyperlink>
-      <w:r>
-        <w:rPr>
-          <w:lang w:val="zh_TW" w:bidi="zh_TW"/>
-        </w:rPr>
-        <w:t>）</w:t>
-      </w:r>
-    </w:p>
-    <w:p>
-      <w:pPr>
-        <w:pStyle w:val="Heading4"/>
-      </w:pPr>
-      <w:r>
-        <w:rPr>
-          <w:lang w:val="zh_TW" w:bidi="zh_TW"/>
-        </w:rPr>
-        <w:t>原始福音</w:t>
-      </w:r>
-    </w:p>
-    <w:p>
-      <w:pPr/>
-      <w:r>
-        <w:rPr>
-          <w:lang w:val="zh_TW" w:bidi="zh_TW"/>
-        </w:rPr>
-      </w:r>
-      <w:hyperlink r:id="rId28">
-        <w:r>
-          <w:rPr>
-            <w:lang w:val="zh_TW" w:bidi="zh_TW"/>
-          </w:rPr>
-          <w:rPr>
-            <w:color w:val="0000EE"/>
-            <w:u w:val="single"/>
-          </w:rPr>
-          <w:t>創世記三章15節</w:t>
-        </w:r>
-      </w:hyperlink>
-      <w:r>
-        <w:rPr>
-          <w:lang w:val="zh_TW" w:bidi="zh_TW"/>
-        </w:rPr>
-        <w:t>說：「我又要叫你〔撒但〕和女人〔夏娃〕彼此為仇；你的後裔和女人的後裔也彼此為仇。女人的後裔要傷你的頭；你要傷他的腳跟。」這句話是一個應許，表明在未來某個時候，女人的後裔要傷撒但的頭。在最後一句中，女人的後裔具體表達為「他」，「他」要傷你〔撒但〕的頭，不過撒但亦會對女人的後裔造成傷害。這就是應許，為亞當、夏娃及其後裔帶來盼望。他們期待其對頭撒但，將被他們的後裔所毀滅。</w:t>
-      </w:r>
-    </w:p>
-    <w:p>
-      <w:pPr>
-        <w:pStyle w:val="Heading4"/>
-      </w:pPr>
-      <w:r>
-        <w:rPr>
-          <w:lang w:val="zh_TW" w:bidi="zh_TW"/>
-        </w:rPr>
-        <w:t>給亞伯拉罕的應許</w:t>
-      </w:r>
-    </w:p>
-    <w:p>
-      <w:pPr/>
-      <w:r>
-        <w:rPr>
-          <w:lang w:val="zh_TW" w:bidi="zh_TW"/>
-        </w:rPr>
-      </w:r>
-      <w:r>
-        <w:rPr>
-          <w:lang w:val="zh_TW" w:bidi="zh_TW"/>
-        </w:rPr>
-        <w:t>在</w:t>
-      </w:r>
-      <w:hyperlink r:id="rId34">
-        <w:r>
-          <w:rPr>
-            <w:lang w:val="zh_TW" w:bidi="zh_TW"/>
-          </w:rPr>
-          <w:rPr>
-            <w:color w:val="0000EE"/>
-            <w:u w:val="single"/>
-          </w:rPr>
-          <w:t>創世記十二章1至7節</w:t>
-        </w:r>
-      </w:hyperlink>
-      <w:r>
-        <w:rPr>
-          <w:lang w:val="zh_TW" w:bidi="zh_TW"/>
-        </w:rPr>
-        <w:t>中，主叫亞伯拉罕離開他的族人和國家，去到所要指示給他的地。神為此應許他：</w:t>
-      </w:r>
-    </w:p>
-    <w:p>
-      <w:pPr>
-        <w:pStyle w:val="ListNumber"/>
-        <w:numPr>
-          <w:ilvl w:val="0"/>
-          <w:numId w:val="14"/>
-        </w:numPr>
-        <w:spacing w:line="240" w:lineRule="auto"/>
-        <w:ind w:left="720"/>
-      </w:pPr>
-      <w:r>
-        <w:rPr>
-          <w:lang w:val="zh_TW" w:bidi="zh_TW"/>
-        </w:rPr>
-      </w:r>
-      <w:r>
-        <w:rPr>
-          <w:lang w:val="zh_TW" w:bidi="zh_TW"/>
-        </w:rPr>
-        <w:t>他的後裔要成為大國</w:t>
-      </w:r>
-    </w:p>
-    <w:p>
-      <w:pPr>
-        <w:pStyle w:val="ListNumber"/>
-        <w:spacing w:line="240" w:lineRule="auto"/>
-        <w:ind w:left="720"/>
-      </w:pPr>
-      <w:r>
-        <w:rPr>
-          <w:lang w:val="zh_TW" w:bidi="zh_TW"/>
-        </w:rPr>
-      </w:r>
-      <w:r>
-        <w:rPr>
-          <w:lang w:val="zh_TW" w:bidi="zh_TW"/>
-        </w:rPr>
-        <w:t>他將得著賜福，他的名將要為大</w:t>
-      </w:r>
-    </w:p>
-    <w:p>
-      <w:pPr>
-        <w:pStyle w:val="ListNumber"/>
-        <w:spacing w:line="240" w:lineRule="auto"/>
-        <w:ind w:left="720"/>
-      </w:pPr>
-      <w:r>
-        <w:rPr>
-          <w:lang w:val="zh_TW" w:bidi="zh_TW"/>
-        </w:rPr>
-      </w:r>
-      <w:r>
-        <w:rPr>
-          <w:lang w:val="zh_TW" w:bidi="zh_TW"/>
-        </w:rPr>
-        <w:t>列國將因他得福</w:t>
-      </w:r>
-    </w:p>
-    <w:p>
-      <w:pPr>
-        <w:pStyle w:val="ListNumber"/>
-        <w:spacing w:line="240" w:lineRule="auto"/>
-        <w:ind w:left="720"/>
-      </w:pPr>
-      <w:r>
-        <w:rPr>
-          <w:lang w:val="zh_TW" w:bidi="zh_TW"/>
-        </w:rPr>
-      </w:r>
-      <w:r>
-        <w:rPr>
-          <w:lang w:val="zh_TW" w:bidi="zh_TW"/>
-        </w:rPr>
-        <w:t>迦南地將會賜給他的後代</w:t>
-      </w:r>
-    </w:p>
-    <w:p>
-      <w:pPr/>
-      <w:r>
-        <w:rPr>
-          <w:lang w:val="zh_TW" w:bidi="zh_TW"/>
-        </w:rPr>
-      </w:r>
-      <w:r>
-        <w:rPr>
-          <w:lang w:val="zh_TW" w:bidi="zh_TW"/>
-        </w:rPr>
-        <w:t>在這些對亞伯拉罕的應許中，最重要的是：祂要藉著他的後裔賜福許多列國。這個應許在創世記出現了五次（</w:t>
-      </w:r>
-      <w:hyperlink r:id="rId35">
-        <w:r>
-          <w:rPr>
-            <w:lang w:val="zh_TW" w:bidi="zh_TW"/>
-          </w:rPr>
-          <w:rPr>
-            <w:color w:val="0000EE"/>
-            <w:u w:val="single"/>
-          </w:rPr>
-          <w:t>創12:3</w:t>
-        </w:r>
-      </w:hyperlink>
-      <w:r>
-        <w:rPr>
-          <w:lang w:val="zh_TW" w:bidi="zh_TW"/>
-        </w:rPr>
-        <w:t>，</w:t>
-      </w:r>
-      <w:hyperlink r:id="rId36">
-        <w:r>
-          <w:rPr>
-            <w:lang w:val="zh_TW" w:bidi="zh_TW"/>
-          </w:rPr>
-          <w:rPr>
-            <w:color w:val="0000EE"/>
-            <w:u w:val="single"/>
-          </w:rPr>
-          <w:t>18:18</w:t>
-        </w:r>
-      </w:hyperlink>
-      <w:r>
-        <w:rPr>
-          <w:lang w:val="zh_TW" w:bidi="zh_TW"/>
-        </w:rPr>
-        <w:t>，</w:t>
-      </w:r>
-      <w:hyperlink r:id="rId37">
-        <w:r>
-          <w:rPr>
-            <w:lang w:val="zh_TW" w:bidi="zh_TW"/>
-          </w:rPr>
-          <w:rPr>
-            <w:color w:val="0000EE"/>
-            <w:u w:val="single"/>
-          </w:rPr>
-          <w:t>22:18</w:t>
-        </w:r>
-      </w:hyperlink>
-      <w:r>
-        <w:rPr>
-          <w:lang w:val="zh_TW" w:bidi="zh_TW"/>
-        </w:rPr>
-        <w:t>，</w:t>
-      </w:r>
-      <w:hyperlink r:id="rId38">
-        <w:r>
-          <w:rPr>
-            <w:lang w:val="zh_TW" w:bidi="zh_TW"/>
-          </w:rPr>
-          <w:rPr>
-            <w:color w:val="0000EE"/>
-            <w:u w:val="single"/>
-          </w:rPr>
-          <w:t>26:4</w:t>
-        </w:r>
-      </w:hyperlink>
-      <w:r>
-        <w:rPr>
-          <w:lang w:val="zh_TW" w:bidi="zh_TW"/>
-        </w:rPr>
-        <w:t>，</w:t>
-      </w:r>
-      <w:hyperlink r:id="rId39">
-        <w:r>
-          <w:rPr>
-            <w:lang w:val="zh_TW" w:bidi="zh_TW"/>
-          </w:rPr>
-          <w:rPr>
-            <w:color w:val="0000EE"/>
-            <w:u w:val="single"/>
-          </w:rPr>
-          <w:t>28:14</w:t>
-        </w:r>
-      </w:hyperlink>
-      <w:r>
-        <w:rPr>
-          <w:lang w:val="zh_TW" w:bidi="zh_TW"/>
-        </w:rPr>
-        <w:t>），指的是</w:t>
-      </w:r>
-      <w:hyperlink r:id="rId28">
-        <w:r>
-          <w:rPr>
-            <w:lang w:val="zh_TW" w:bidi="zh_TW"/>
-          </w:rPr>
-          <w:rPr>
-            <w:color w:val="0000EE"/>
-            <w:u w:val="single"/>
-          </w:rPr>
-          <w:t>創世記三章15節</w:t>
-        </w:r>
-      </w:hyperlink>
-      <w:r>
-        <w:rPr>
-          <w:lang w:val="zh_TW" w:bidi="zh_TW"/>
-        </w:rPr>
-        <w:t>並指向基督。</w:t>
-      </w:r>
-    </w:p>
-    <w:p>
-      <w:pPr>
-        <w:pStyle w:val="Heading4"/>
-      </w:pPr>
-      <w:r>
-        <w:rPr>
-          <w:lang w:val="zh_TW" w:bidi="zh_TW"/>
-        </w:rPr>
-        <w:t>給大衛的應許</w:t>
-      </w:r>
-    </w:p>
-    <w:p>
-      <w:pPr/>
-      <w:r>
-        <w:rPr>
-          <w:lang w:val="zh_TW" w:bidi="zh_TW"/>
-        </w:rPr>
-      </w:r>
-      <w:r>
-        <w:rPr>
-          <w:lang w:val="zh_TW" w:bidi="zh_TW"/>
-        </w:rPr>
-        <w:t>在</w:t>
-      </w:r>
-      <w:hyperlink r:id="rId32">
-        <w:r>
-          <w:rPr>
-            <w:lang w:val="zh_TW" w:bidi="zh_TW"/>
-          </w:rPr>
-          <w:rPr>
-            <w:color w:val="0000EE"/>
-            <w:u w:val="single"/>
-          </w:rPr>
-          <w:t>撒母耳記下七章</w:t>
-        </w:r>
-      </w:hyperlink>
-      <w:r>
-        <w:rPr>
-          <w:lang w:val="zh_TW" w:bidi="zh_TW"/>
-        </w:rPr>
-        <w:t>，神給了大衛王一個應許，就是他的王朝要永遠堅立（</w:t>
-      </w:r>
-      <w:hyperlink r:id="rId40">
-        <w:r>
-          <w:rPr>
-            <w:lang w:val="zh_TW" w:bidi="zh_TW"/>
-          </w:rPr>
-          <w:rPr>
-            <w:color w:val="0000EE"/>
-            <w:u w:val="single"/>
-          </w:rPr>
-          <w:t>撒下7:16</w:t>
-        </w:r>
-      </w:hyperlink>
-      <w:r>
-        <w:rPr>
-          <w:lang w:val="zh_TW" w:bidi="zh_TW"/>
-        </w:rPr>
-        <w:t>；</w:t>
-      </w:r>
-      <w:hyperlink r:id="rId41">
-        <w:r>
-          <w:rPr>
-            <w:lang w:val="zh_TW" w:bidi="zh_TW"/>
-          </w:rPr>
-          <w:rPr>
-            <w:color w:val="0000EE"/>
-            <w:u w:val="single"/>
-          </w:rPr>
-          <w:t>詩89:34–37</w:t>
-        </w:r>
-      </w:hyperlink>
-      <w:r>
-        <w:rPr>
-          <w:lang w:val="zh_TW" w:bidi="zh_TW"/>
-        </w:rPr>
-        <w:t>）。這個大衛之約將應許的後裔範圍，縮小到大衛的王室血統。這個應許從亞當開始，經過塞特、閃、亞伯拉罕、以撒、雅各和猶大延續而來。大衛要成為將要來的彌賽亞君王的先祖（</w:t>
-      </w:r>
-      <w:hyperlink r:id="rId42">
-        <w:r>
-          <w:rPr>
-            <w:lang w:val="zh_TW" w:bidi="zh_TW"/>
-          </w:rPr>
-          <w:rPr>
-            <w:color w:val="0000EE"/>
-            <w:u w:val="single"/>
-          </w:rPr>
-          <w:t>詩篇89:3</w:t>
-        </w:r>
-      </w:hyperlink>
-      <w:r>
-        <w:rPr>
-          <w:lang w:val="zh_TW" w:bidi="zh_TW"/>
-        </w:rPr>
-        <w:t>、</w:t>
-      </w:r>
-      <w:hyperlink r:id="rId42">
-        <w:r>
-          <w:rPr>
-            <w:lang w:val="zh_TW" w:bidi="zh_TW"/>
-          </w:rPr>
-          <w:rPr>
-            <w:color w:val="0000EE"/>
-            <w:u w:val="single"/>
-          </w:rPr>
-          <w:t>27–37</w:t>
-        </w:r>
-      </w:hyperlink>
-      <w:r>
-        <w:rPr>
-          <w:lang w:val="zh_TW" w:bidi="zh_TW"/>
-        </w:rPr>
-        <w:t>）。因此，大衛成為神拯救世界計劃的核心人物。耶穌基督被稱為大衛的子孫，亞伯拉罕的後裔（</w:t>
-      </w:r>
-      <w:hyperlink r:id="rId43">
-        <w:r>
-          <w:rPr>
-            <w:lang w:val="zh_TW" w:bidi="zh_TW"/>
-          </w:rPr>
-          <w:rPr>
-            <w:color w:val="0000EE"/>
-            <w:u w:val="single"/>
-          </w:rPr>
-          <w:t>太1:1</w:t>
-        </w:r>
-      </w:hyperlink>
-      <w:r>
-        <w:rPr>
-          <w:lang w:val="zh_TW" w:bidi="zh_TW"/>
-        </w:rPr>
-        <w:t>）。</w:t>
-      </w:r>
-    </w:p>
-    <w:p>
-      <w:pPr>
-        <w:pStyle w:val="Heading4"/>
-      </w:pPr>
-      <w:r>
-        <w:rPr>
-          <w:lang w:val="zh_TW" w:bidi="zh_TW"/>
-        </w:rPr>
-        <w:t>新約聖經的應許</w:t>
-      </w:r>
-    </w:p>
-    <w:p>
-      <w:pPr/>
-      <w:r>
-        <w:rPr>
-          <w:lang w:val="zh_TW" w:bidi="zh_TW"/>
-        </w:rPr>
-      </w:r>
-      <w:hyperlink r:id="rId44">
-        <w:r>
-          <w:rPr>
-            <w:lang w:val="zh_TW" w:bidi="zh_TW"/>
-          </w:rPr>
-          <w:rPr>
-            <w:color w:val="0000EE"/>
-            <w:u w:val="single"/>
-          </w:rPr>
-          <w:t>耶利米書三十一章31至37節</w:t>
-        </w:r>
-      </w:hyperlink>
-      <w:r>
-        <w:rPr>
-          <w:lang w:val="zh_TW" w:bidi="zh_TW"/>
-        </w:rPr>
-        <w:t>應許，主將會在未來與以色列和猶大家立一個新的約。這個新的約重申並擴展舊約：「我要作他們的神，他們要作我的子民……我要赦免他們的罪孽，不再記念他們的罪惡。」（</w:t>
-      </w:r>
-      <w:hyperlink r:id="rId45">
-        <w:r>
-          <w:rPr>
-            <w:lang w:val="zh_TW" w:bidi="zh_TW"/>
-          </w:rPr>
-          <w:rPr>
-            <w:color w:val="0000EE"/>
-            <w:u w:val="single"/>
-          </w:rPr>
-          <w:t>耶31:33–34</w:t>
-        </w:r>
-      </w:hyperlink>
-      <w:r>
-        <w:rPr>
-          <w:lang w:val="zh_TW" w:bidi="zh_TW"/>
-        </w:rPr>
-        <w:t>）。耶利米書的「新的約」，重申亞伯拉罕和大衛之約的應許。</w:t>
-      </w:r>
-    </w:p>
-    <w:p>
-      <w:pPr/>
-      <w:r>
-        <w:rPr>
-          <w:lang w:val="zh_TW" w:bidi="zh_TW"/>
-        </w:rPr>
-      </w:r>
-      <w:r>
-        <w:rPr>
-          <w:lang w:val="zh_TW" w:bidi="zh_TW"/>
-        </w:rPr>
-        <w:t>新約始於基督的第一次降臨。現在，信徒通過聖靈領受其祝福（</w:t>
-      </w:r>
-      <w:hyperlink r:id="rId46">
-        <w:r>
-          <w:rPr>
-            <w:lang w:val="zh_TW" w:bidi="zh_TW"/>
-          </w:rPr>
-          <w:rPr>
-            <w:color w:val="0000EE"/>
-            <w:u w:val="single"/>
-          </w:rPr>
-          <w:t>來8:6–13</w:t>
-        </w:r>
-      </w:hyperlink>
-      <w:r>
-        <w:rPr>
-          <w:lang w:val="zh_TW" w:bidi="zh_TW"/>
-        </w:rPr>
-        <w:t>）。這些祝福將在基督再來時完全實現。那時，祂的國要完全建立。我們將在新天新地中享受生命。這時，神的子民將會看見，來世的部分益處已經成真。然而，這個新時代尚未到來。</w:t>
-      </w:r>
-    </w:p>
-    <w:p>
-      <w:pPr>
-        <w:pStyle w:val="Heading3"/>
-      </w:pPr>
-      <w:r>
-        <w:rPr>
-          <w:lang w:val="zh_TW" w:bidi="zh_TW"/>
-        </w:rPr>
-        <w:t>新約聖經中的應許主題</w:t>
-      </w:r>
-    </w:p>
-    <w:p>
-      <w:pPr/>
-      <w:r>
-        <w:rPr>
-          <w:lang w:val="zh_TW" w:bidi="zh_TW"/>
-        </w:rPr>
-      </w:r>
-      <w:r>
-        <w:rPr>
-          <w:lang w:val="zh_TW" w:bidi="zh_TW"/>
-        </w:rPr>
-        <w:t>新約聖經的作者提到舊約聖經的應許，並不將這些應許視為分散的陳述。相反，他們將其視為不同部分，乃屬於在基督裡實現那唯一的應許（見</w:t>
-      </w:r>
-      <w:hyperlink r:id="rId47">
-        <w:r>
-          <w:rPr>
-            <w:lang w:val="zh_TW" w:bidi="zh_TW"/>
-          </w:rPr>
-          <w:rPr>
-            <w:color w:val="0000EE"/>
-            <w:u w:val="single"/>
-          </w:rPr>
-          <w:t>路1:54–55</w:t>
-        </w:r>
-      </w:hyperlink>
-      <w:r>
-        <w:rPr>
-          <w:lang w:val="zh_TW" w:bidi="zh_TW"/>
-        </w:rPr>
-        <w:t>、</w:t>
-      </w:r>
-      <w:hyperlink r:id="rId47">
-        <w:r>
-          <w:rPr>
-            <w:lang w:val="zh_TW" w:bidi="zh_TW"/>
-          </w:rPr>
-          <w:rPr>
-            <w:color w:val="0000EE"/>
-            <w:u w:val="single"/>
-          </w:rPr>
-          <w:t>69–73</w:t>
-        </w:r>
-      </w:hyperlink>
-      <w:r>
-        <w:rPr>
-          <w:lang w:val="zh_TW" w:bidi="zh_TW"/>
-        </w:rPr>
-        <w:t>；</w:t>
-      </w:r>
-      <w:hyperlink r:id="rId48">
-        <w:r>
-          <w:rPr>
-            <w:lang w:val="zh_TW" w:bidi="zh_TW"/>
-          </w:rPr>
-          <w:rPr>
-            <w:color w:val="0000EE"/>
-            <w:u w:val="single"/>
-          </w:rPr>
-          <w:t>徒13:23</w:t>
-        </w:r>
-      </w:hyperlink>
-      <w:r>
-        <w:rPr>
-          <w:lang w:val="zh_TW" w:bidi="zh_TW"/>
-        </w:rPr>
-        <w:t>、</w:t>
-      </w:r>
-      <w:hyperlink r:id="rId48">
-        <w:r>
-          <w:rPr>
-            <w:lang w:val="zh_TW" w:bidi="zh_TW"/>
-          </w:rPr>
-          <w:rPr>
-            <w:color w:val="0000EE"/>
-            <w:u w:val="single"/>
-          </w:rPr>
-          <w:t>32–33</w:t>
-        </w:r>
-      </w:hyperlink>
-      <w:r>
-        <w:rPr>
-          <w:lang w:val="zh_TW" w:bidi="zh_TW"/>
-        </w:rPr>
-        <w:t>；</w:t>
-      </w:r>
-      <w:hyperlink r:id="rId49">
-        <w:r>
-          <w:rPr>
-            <w:lang w:val="zh_TW" w:bidi="zh_TW"/>
-          </w:rPr>
-          <w:rPr>
-            <w:color w:val="0000EE"/>
-            <w:u w:val="single"/>
-          </w:rPr>
-          <w:t>26:6–7</w:t>
-        </w:r>
-      </w:hyperlink>
-      <w:r>
-        <w:rPr>
-          <w:lang w:val="zh_TW" w:bidi="zh_TW"/>
-        </w:rPr>
-        <w:t>；</w:t>
-      </w:r>
-      <w:hyperlink r:id="rId50">
-        <w:r>
-          <w:rPr>
-            <w:lang w:val="zh_TW" w:bidi="zh_TW"/>
-          </w:rPr>
-          <w:rPr>
-            <w:color w:val="0000EE"/>
-            <w:u w:val="single"/>
-          </w:rPr>
-          <w:t>林後1:20</w:t>
-        </w:r>
-      </w:hyperlink>
-      <w:r>
-        <w:rPr>
-          <w:lang w:val="zh_TW" w:bidi="zh_TW"/>
-        </w:rPr>
-        <w:t>）。耶穌實現對列祖和大衛的應許，因此，我們應該將這些應許的焦點放在祂身上。</w:t>
-      </w:r>
-    </w:p>
-    <w:p>
-      <w:pPr/>
-      <w:r>
-        <w:rPr>
-          <w:lang w:val="zh_TW" w:bidi="zh_TW"/>
-        </w:rPr>
-      </w:r>
-      <w:r>
-        <w:rPr>
-          <w:lang w:val="zh_TW" w:bidi="zh_TW"/>
-        </w:rPr>
-        <w:t>在加拉太書和以弗所書中，保羅擴展了這一點。他告訴外邦基督徒，他們是「在基督耶穌裏，藉着福音，得以同為後嗣，同為一體，同蒙應許」（</w:t>
-      </w:r>
-      <w:hyperlink r:id="rId51">
-        <w:r>
-          <w:rPr>
-            <w:lang w:val="zh_TW" w:bidi="zh_TW"/>
-          </w:rPr>
-          <w:rPr>
-            <w:color w:val="0000EE"/>
-            <w:u w:val="single"/>
-          </w:rPr>
-          <w:t>弗3:6</w:t>
-        </w:r>
-      </w:hyperlink>
-      <w:r>
-        <w:rPr>
-          <w:lang w:val="zh_TW" w:bidi="zh_TW"/>
-        </w:rPr>
-        <w:t>）。保羅說，那些信靠基督的外邦人是應許的後嗣，他們如今成為亞伯拉罕的後裔（</w:t>
-      </w:r>
-      <w:hyperlink r:id="rId52">
-        <w:r>
-          <w:rPr>
-            <w:lang w:val="zh_TW" w:bidi="zh_TW"/>
-          </w:rPr>
-          <w:rPr>
-            <w:color w:val="0000EE"/>
-            <w:u w:val="single"/>
-          </w:rPr>
-          <w:t>加3:29</w:t>
-        </w:r>
-      </w:hyperlink>
-      <w:r>
-        <w:rPr>
-          <w:lang w:val="zh_TW" w:bidi="zh_TW"/>
-        </w:rPr>
-        <w:t>），他甚至將福音等同給亞伯拉罕的應許。他說：「聖經既然預先看明，神要叫外邦人因信稱義，就早已傳福音給亞伯拉罕， 說：『萬國都必因你得福。』」（</w:t>
-      </w:r>
-      <w:hyperlink r:id="rId53">
-        <w:r>
-          <w:rPr>
-            <w:lang w:val="zh_TW" w:bidi="zh_TW"/>
-          </w:rPr>
-          <w:rPr>
-            <w:color w:val="0000EE"/>
-            <w:u w:val="single"/>
-          </w:rPr>
-          <w:t>加3:8</w:t>
-        </w:r>
-      </w:hyperlink>
-      <w:r>
-        <w:rPr>
-          <w:lang w:val="zh_TW" w:bidi="zh_TW"/>
-        </w:rPr>
-        <w:t>）。這些經文以及其它新約經文，確立基督的來臨與應許成就之間的密切關聯。神的應許盡在基督裡面，其基礎是祂為子民所成就，並將要成就的一切。</w:t>
-      </w:r>
-    </w:p>
-    <w:p>
-      <w:pPr/>
-      <w:r>
-        <w:rPr>
-          <w:lang w:val="zh_TW" w:bidi="zh_TW"/>
-        </w:rPr>
-      </w:r>
-      <w:r>
-        <w:rPr>
-          <w:lang w:val="zh_TW" w:bidi="zh_TW"/>
-        </w:rPr>
-        <w:t>新約聖經特別強調應許的另一個層面，是關乎聖靈降臨。保羅稱信徒「受了所應許的聖靈為印記」（</w:t>
-      </w:r>
-      <w:hyperlink r:id="rId54">
-        <w:r>
-          <w:rPr>
-            <w:lang w:val="zh_TW" w:bidi="zh_TW"/>
-          </w:rPr>
-          <w:rPr>
-            <w:color w:val="0000EE"/>
-            <w:u w:val="single"/>
-          </w:rPr>
-          <w:t>弗1:13</w:t>
-        </w:r>
-      </w:hyperlink>
-      <w:r>
-        <w:rPr>
-          <w:lang w:val="zh_TW" w:bidi="zh_TW"/>
-        </w:rPr>
-        <w:t>）。他還說他們「得着所應許的聖靈」（</w:t>
-      </w:r>
-      <w:hyperlink r:id="rId55">
-        <w:r>
-          <w:rPr>
-            <w:lang w:val="zh_TW" w:bidi="zh_TW"/>
-          </w:rPr>
-          <w:rPr>
-            <w:color w:val="0000EE"/>
-            <w:u w:val="single"/>
-          </w:rPr>
-          <w:t>加3:14</w:t>
-        </w:r>
-      </w:hyperlink>
-      <w:r>
-        <w:rPr>
-          <w:lang w:val="zh_TW" w:bidi="zh_TW"/>
-        </w:rPr>
-        <w:t>）。聖靈的恩賜應驗舊約的應許（</w:t>
-      </w:r>
-      <w:hyperlink r:id="rId56">
-        <w:r>
-          <w:rPr>
-            <w:lang w:val="zh_TW" w:bidi="zh_TW"/>
-          </w:rPr>
-          <w:rPr>
-            <w:color w:val="0000EE"/>
-            <w:u w:val="single"/>
-          </w:rPr>
-          <w:t>賽32:15</w:t>
-        </w:r>
-      </w:hyperlink>
-      <w:r>
-        <w:rPr>
-          <w:lang w:val="zh_TW" w:bidi="zh_TW"/>
-        </w:rPr>
-        <w:t>；</w:t>
-      </w:r>
-      <w:hyperlink r:id="rId57">
-        <w:r>
-          <w:rPr>
-            <w:lang w:val="zh_TW" w:bidi="zh_TW"/>
-          </w:rPr>
-          <w:rPr>
-            <w:color w:val="0000EE"/>
-            <w:u w:val="single"/>
-          </w:rPr>
-          <w:t>結36:27</w:t>
-        </w:r>
-      </w:hyperlink>
-      <w:r>
-        <w:rPr>
-          <w:lang w:val="zh_TW" w:bidi="zh_TW"/>
-        </w:rPr>
-        <w:t>；</w:t>
-      </w:r>
-      <w:hyperlink r:id="rId58">
-        <w:r>
-          <w:rPr>
-            <w:lang w:val="zh_TW" w:bidi="zh_TW"/>
-          </w:rPr>
-          <w:rPr>
-            <w:color w:val="0000EE"/>
-            <w:u w:val="single"/>
-          </w:rPr>
-          <w:t>珥2:28</w:t>
-        </w:r>
-      </w:hyperlink>
-      <w:r>
-        <w:rPr>
-          <w:lang w:val="zh_TW" w:bidi="zh_TW"/>
-        </w:rPr>
-        <w:t>）以及基督的應許（</w:t>
-      </w:r>
-      <w:hyperlink r:id="rId59">
-        <w:r>
-          <w:rPr>
-            <w:lang w:val="zh_TW" w:bidi="zh_TW"/>
-          </w:rPr>
-          <w:rPr>
-            <w:color w:val="0000EE"/>
-            <w:u w:val="single"/>
-          </w:rPr>
-          <w:t>路24:49</w:t>
-        </w:r>
-      </w:hyperlink>
-      <w:r>
-        <w:rPr>
-          <w:lang w:val="zh_TW" w:bidi="zh_TW"/>
-        </w:rPr>
-        <w:t>；</w:t>
-      </w:r>
-      <w:hyperlink r:id="rId60">
-        <w:r>
-          <w:rPr>
-            <w:lang w:val="zh_TW" w:bidi="zh_TW"/>
-          </w:rPr>
-          <w:rPr>
-            <w:color w:val="0000EE"/>
-            <w:u w:val="single"/>
-          </w:rPr>
-          <w:t>約14:16</w:t>
-        </w:r>
-      </w:hyperlink>
-      <w:r>
-        <w:rPr>
-          <w:lang w:val="zh_TW" w:bidi="zh_TW"/>
-        </w:rPr>
-        <w:t>、</w:t>
-      </w:r>
-      <w:hyperlink r:id="rId60">
-        <w:r>
-          <w:rPr>
-            <w:lang w:val="zh_TW" w:bidi="zh_TW"/>
-          </w:rPr>
-          <w:rPr>
-            <w:color w:val="0000EE"/>
-            <w:u w:val="single"/>
-          </w:rPr>
-          <w:t>20</w:t>
-        </w:r>
-      </w:hyperlink>
-      <w:r>
-        <w:rPr>
-          <w:lang w:val="zh_TW" w:bidi="zh_TW"/>
-        </w:rPr>
-        <w:t>；</w:t>
-      </w:r>
-      <w:hyperlink r:id="rId61">
-        <w:r>
-          <w:rPr>
-            <w:lang w:val="zh_TW" w:bidi="zh_TW"/>
-          </w:rPr>
-          <w:rPr>
-            <w:color w:val="0000EE"/>
-            <w:u w:val="single"/>
-          </w:rPr>
-          <w:t>徒1:4</w:t>
-        </w:r>
-      </w:hyperlink>
-      <w:r>
-        <w:rPr>
-          <w:lang w:val="zh_TW" w:bidi="zh_TW"/>
-        </w:rPr>
-        <w:t>），但同時也是尚未成就的未來應許。保羅將聖靈在信徒裡的同在，視為我們得基業的憑據。（</w:t>
-      </w:r>
-      <w:hyperlink r:id="rId62">
-        <w:r>
-          <w:rPr>
-            <w:lang w:val="zh_TW" w:bidi="zh_TW"/>
-          </w:rPr>
-          <w:rPr>
-            <w:color w:val="0000EE"/>
-            <w:u w:val="single"/>
-          </w:rPr>
-          <w:t>林後1:22</w:t>
-        </w:r>
-      </w:hyperlink>
-      <w:r>
-        <w:rPr>
-          <w:lang w:val="zh_TW" w:bidi="zh_TW"/>
-        </w:rPr>
-        <w:t>，</w:t>
-      </w:r>
-      <w:hyperlink r:id="rId63">
-        <w:r>
-          <w:rPr>
-            <w:lang w:val="zh_TW" w:bidi="zh_TW"/>
-          </w:rPr>
-          <w:rPr>
-            <w:color w:val="0000EE"/>
-            <w:u w:val="single"/>
-          </w:rPr>
-          <w:t>5:5</w:t>
-        </w:r>
-      </w:hyperlink>
-      <w:r>
-        <w:rPr>
-          <w:lang w:val="zh_TW" w:bidi="zh_TW"/>
-        </w:rPr>
-        <w:t>；</w:t>
-      </w:r>
-      <w:hyperlink r:id="rId64">
-        <w:r>
-          <w:rPr>
-            <w:lang w:val="zh_TW" w:bidi="zh_TW"/>
-          </w:rPr>
-          <w:rPr>
-            <w:color w:val="0000EE"/>
-            <w:u w:val="single"/>
-          </w:rPr>
-          <w:t>弗1:14</w:t>
-        </w:r>
-      </w:hyperlink>
-      <w:r>
-        <w:rPr>
-          <w:lang w:val="zh_TW" w:bidi="zh_TW"/>
-        </w:rPr>
-        <w:t>）。聖靈是將來榮耀的「初熟果子」（</w:t>
-      </w:r>
-      <w:hyperlink r:id="rId65">
-        <w:r>
-          <w:rPr>
-            <w:lang w:val="zh_TW" w:bidi="zh_TW"/>
-          </w:rPr>
-          <w:rPr>
-            <w:color w:val="0000EE"/>
-            <w:u w:val="single"/>
-          </w:rPr>
-          <w:t>羅8:23</w:t>
-        </w:r>
-      </w:hyperlink>
-      <w:r>
-        <w:rPr>
-          <w:lang w:val="zh_TW" w:bidi="zh_TW"/>
-        </w:rPr>
-        <w:t>）。</w:t>
-      </w:r>
-    </w:p>
-    <w:p>
-      <w:pPr/>
-      <w:r>
-        <w:rPr>
-          <w:lang w:val="zh_TW" w:bidi="zh_TW"/>
-        </w:rPr>
-      </w:r>
-      <w:r>
-        <w:rPr>
-          <w:lang w:val="zh_TW" w:bidi="zh_TW"/>
-        </w:rPr>
-        <w:t>新約聖經應許主題的最後一個面向，是肯定基督第二次降臨與新天新地（參</w:t>
-      </w:r>
-      <w:hyperlink r:id="rId66">
-        <w:r>
-          <w:rPr>
-            <w:lang w:val="zh_TW" w:bidi="zh_TW"/>
-          </w:rPr>
-          <w:rPr>
-            <w:color w:val="0000EE"/>
-            <w:u w:val="single"/>
-          </w:rPr>
-          <w:t>約14:1–3</w:t>
-        </w:r>
-      </w:hyperlink>
-      <w:r>
-        <w:rPr>
-          <w:lang w:val="zh_TW" w:bidi="zh_TW"/>
-        </w:rPr>
-        <w:t>；</w:t>
-      </w:r>
-      <w:hyperlink r:id="rId67">
-        <w:r>
-          <w:rPr>
-            <w:lang w:val="zh_TW" w:bidi="zh_TW"/>
-          </w:rPr>
-          <w:rPr>
-            <w:color w:val="0000EE"/>
-            <w:u w:val="single"/>
-          </w:rPr>
-          <w:t>彼後3:4</w:t>
-        </w:r>
-      </w:hyperlink>
-      <w:r>
-        <w:rPr>
-          <w:lang w:val="zh_TW" w:bidi="zh_TW"/>
-        </w:rPr>
-        <w:t>、</w:t>
-      </w:r>
-      <w:hyperlink r:id="rId67">
-        <w:r>
-          <w:rPr>
-            <w:lang w:val="zh_TW" w:bidi="zh_TW"/>
-          </w:rPr>
-          <w:rPr>
-            <w:color w:val="0000EE"/>
-            <w:u w:val="single"/>
-          </w:rPr>
-          <w:t>9</w:t>
-        </w:r>
-      </w:hyperlink>
-      <w:r>
-        <w:rPr>
-          <w:lang w:val="zh_TW" w:bidi="zh_TW"/>
-        </w:rPr>
-        <w:t>、</w:t>
-      </w:r>
-      <w:hyperlink r:id="rId67">
-        <w:r>
-          <w:rPr>
-            <w:lang w:val="zh_TW" w:bidi="zh_TW"/>
-          </w:rPr>
-          <w:rPr>
-            <w:color w:val="0000EE"/>
-            <w:u w:val="single"/>
-          </w:rPr>
-          <w:t>13</w:t>
-        </w:r>
-      </w:hyperlink>
-      <w:r>
-        <w:rPr>
-          <w:lang w:val="zh_TW" w:bidi="zh_TW"/>
-        </w:rPr>
-        <w:t>）。</w:t>
-      </w:r>
-    </w:p>
-    <w:p>
-      <w:pPr/>
-      <w:r>
-        <w:rPr>
-          <w:lang w:val="zh_TW" w:bidi="zh_TW"/>
-        </w:rPr>
-      </w:r>
-      <w:r>
-        <w:rPr>
-          <w:i/>
-          <w:lang w:val="zh_TW" w:bidi="zh_TW"/>
-        </w:rPr>
-        <w:t>另見</w:t>
-      </w:r>
-      <w:r>
-        <w:rPr>
-          <w:lang w:val="zh_TW" w:bidi="zh_TW"/>
-        </w:rPr>
-        <w:t>盟約</w:t>
-      </w:r>
-      <w:r>
-        <w:rPr>
-          <w:lang w:val="zh_TW" w:bidi="zh_TW"/>
-        </w:rPr>
-        <w:t>；</w:t>
-      </w:r>
-      <w:r>
-        <w:rPr>
-          <w:lang w:val="zh_TW" w:bidi="zh_TW"/>
-        </w:rPr>
-        <w:t>神的存在與屬性</w:t>
-      </w:r>
-      <w:r>
-        <w:rPr>
-          <w:lang w:val="zh_TW" w:bidi="zh_TW"/>
-        </w:rPr>
-        <w:t>；</w:t>
-      </w:r>
-      <w:r>
-        <w:rPr>
-          <w:lang w:val="zh_TW" w:bidi="zh_TW"/>
-        </w:rPr>
-        <w:t>盼望</w:t>
-      </w:r>
-      <w:r>
-        <w:rPr>
-          <w:lang w:val="zh_TW" w:bidi="zh_TW"/>
-        </w:rPr>
-        <w:t>；</w:t>
-      </w:r>
-      <w:r>
-        <w:rPr>
-          <w:lang w:val="zh_TW" w:bidi="zh_TW"/>
-        </w:rPr>
-        <w:t>預言</w:t>
-      </w:r>
-      <w:r>
-        <w:rPr>
-          <w:lang w:val="zh_TW" w:bidi="zh_TW"/>
-        </w:rPr>
-        <w:t>；</w:t>
-      </w:r>
-      <w:r>
-        <w:rPr>
-          <w:lang w:val="zh_TW" w:bidi="zh_TW"/>
-        </w:rPr>
-        <w:t>先知，女先知</w:t>
-      </w:r>
-      <w:r>
-        <w:rPr>
-          <w:lang w:val="zh_TW" w:bidi="zh_TW"/>
-        </w:rPr>
-        <w:t>。</w:t>
       </w:r>
       <w:r>
         <w:rPr>
@@ -3909,12 +2359,6 @@
   </w:num>
   <w:num w:numId="13" w16cid:durableId="592781308">
     <w:abstractNumId w:val="11"/>
-  </w:num>
-  <w:num w:numId="14">
-    <w:abstractNumId w:val="3"/>
-    <w:lvlOverride w:ilvl="0">
-      <w:startOverride w:val="1"/>
-    </w:lvlOverride>
   </w:num>
   <w:numIdMacAtCleanup w:val="10"/>
 </w:numbering>

--- a/zht/docx/199.content.docx
+++ b/zht/docx/199.content.docx
@@ -149,7 +149,7 @@
         <w:rPr>
           <w:lang w:val="zh_TW" w:bidi="zh_TW"/>
         </w:rPr>
-        <w:t>yao</w:t>
+        <w:t>xun</w:t>
       </w:r>
       <w:r>
         <w:rPr>
@@ -212,7 +212,7 @@
         <w:rPr>
           <w:lang w:val="zh_TW" w:bidi="zh_TW"/>
         </w:rPr>
-        <w:t>腰</w:t>
+        <w:t>尋的曠野</w:t>
       </w:r>
       <w:r>
         <w:rPr>
@@ -231,7 +231,7 @@
         <w:rPr>
           <w:lang w:val="zh_TW" w:bidi="zh_TW"/>
         </w:rPr>
-        <w:t>指人體從胸部下方到髖部之間的部位。</w:t>
+        <w:t>尋的曠野位於西奈半島的北部地區，與位於半島南部汛的曠野不同。</w:t>
       </w:r>
     </w:p>
     <w:p>
@@ -245,7 +245,25 @@
         <w:rPr>
           <w:lang w:val="zh_TW" w:bidi="zh_TW"/>
         </w:rPr>
-        <w:t>有英文譯本使用out of his loins（出於他的腰）這個說法來指某人的後裔（</w:t>
+        <w:t>尋的曠野是西奈半島四或五個「曠野」地區之一。其它的曠野地區包括：</w:t>
+      </w:r>
+    </w:p>
+    <w:p>
+      <w:pPr>
+        <w:pStyle w:val="ListBullet"/>
+        <w:spacing w:line="240" w:lineRule="auto"/>
+        <w:ind w:left="720"/>
+      </w:pPr>
+      <w:r>
+        <w:rPr>
+          <w:lang w:val="zh_TW" w:bidi="zh_TW"/>
+        </w:rPr>
+      </w:r>
+      <w:r>
+        <w:rPr>
+          <w:lang w:val="zh_TW" w:bidi="zh_TW"/>
+        </w:rPr>
+        <w:t>巴蘭的曠野（</w:t>
       </w:r>
       <w:hyperlink r:id="rId13">
         <w:r>
@@ -256,14 +274,32 @@
             <w:color w:val="0000EE"/>
             <w:u w:val="single"/>
           </w:rPr>
-          <w:t>創35:11</w:t>
+          <w:t>創21:21</w:t>
         </w:r>
       </w:hyperlink>
       <w:r>
         <w:rPr>
           <w:lang w:val="zh_TW" w:bidi="zh_TW"/>
         </w:rPr>
-        <w:t>，</w:t>
+        <w:t>）</w:t>
+      </w:r>
+    </w:p>
+    <w:p>
+      <w:pPr>
+        <w:pStyle w:val="ListBullet"/>
+        <w:spacing w:line="240" w:lineRule="auto"/>
+        <w:ind w:left="720"/>
+      </w:pPr>
+      <w:r>
+        <w:rPr>
+          <w:lang w:val="zh_TW" w:bidi="zh_TW"/>
+        </w:rPr>
+      </w:r>
+      <w:r>
+        <w:rPr>
+          <w:lang w:val="zh_TW" w:bidi="zh_TW"/>
+        </w:rPr>
+        <w:t>書珥的曠野（</w:t>
       </w:r>
       <w:hyperlink r:id="rId14">
         <w:r>
@@ -274,14 +310,32 @@
             <w:color w:val="0000EE"/>
             <w:u w:val="single"/>
           </w:rPr>
-          <w:t>46:26</w:t>
+          <w:t>出15:22</w:t>
         </w:r>
       </w:hyperlink>
       <w:r>
         <w:rPr>
           <w:lang w:val="zh_TW" w:bidi="zh_TW"/>
         </w:rPr>
-        <w:t>；</w:t>
+        <w:t>）</w:t>
+      </w:r>
+    </w:p>
+    <w:p>
+      <w:pPr>
+        <w:pStyle w:val="ListBullet"/>
+        <w:spacing w:line="240" w:lineRule="auto"/>
+        <w:ind w:left="720"/>
+      </w:pPr>
+      <w:r>
+        <w:rPr>
+          <w:lang w:val="zh_TW" w:bidi="zh_TW"/>
+        </w:rPr>
+      </w:r>
+      <w:r>
+        <w:rPr>
+          <w:lang w:val="zh_TW" w:bidi="zh_TW"/>
+        </w:rPr>
+        <w:t>西奈的曠野（</w:t>
       </w:r>
       <w:hyperlink r:id="rId15">
         <w:r>
@@ -292,14 +346,32 @@
             <w:color w:val="0000EE"/>
             <w:u w:val="single"/>
           </w:rPr>
-          <w:t>出1:5</w:t>
+          <w:t>民9:1</w:t>
         </w:r>
       </w:hyperlink>
       <w:r>
         <w:rPr>
           <w:lang w:val="zh_TW" w:bidi="zh_TW"/>
         </w:rPr>
-        <w:t>；</w:t>
+        <w:t>）</w:t>
+      </w:r>
+    </w:p>
+    <w:p>
+      <w:pPr>
+        <w:pStyle w:val="ListBullet"/>
+        <w:spacing w:line="240" w:lineRule="auto"/>
+        <w:ind w:left="720"/>
+      </w:pPr>
+      <w:r>
+        <w:rPr>
+          <w:lang w:val="zh_TW" w:bidi="zh_TW"/>
+        </w:rPr>
+      </w:r>
+      <w:r>
+        <w:rPr>
+          <w:lang w:val="zh_TW" w:bidi="zh_TW"/>
+        </w:rPr>
+        <w:t>汛的曠野（</w:t>
       </w:r>
       <w:hyperlink r:id="rId16">
         <w:r>
@@ -310,14 +382,42 @@
             <w:color w:val="0000EE"/>
             <w:u w:val="single"/>
           </w:rPr>
-          <w:t>王上8:19</w:t>
+          <w:t>民33:11</w:t>
         </w:r>
       </w:hyperlink>
       <w:r>
         <w:rPr>
           <w:lang w:val="zh_TW" w:bidi="zh_TW"/>
         </w:rPr>
-        <w:t>）。在這類語境中，「腰」這個詞是指男性的生殖部位。不過，大多數時候，這個詞只是指身體的腰部。有時，「腰」這個詞也用來表示情感、能力或力量（見</w:t>
+        <w:t>）</w:t>
+      </w:r>
+    </w:p>
+    <w:p>
+      <w:pPr/>
+      <w:r>
+        <w:rPr>
+          <w:lang w:val="zh_TW" w:bidi="zh_TW"/>
+        </w:rPr>
+      </w:r>
+      <w:r>
+        <w:rPr>
+          <w:lang w:val="zh_TW" w:bidi="zh_TW"/>
+        </w:rPr>
+        <w:t>這些曠野地區的確切邊界尚未明確界定，這些地區之間很可能相互重疊。</w:t>
+      </w:r>
+    </w:p>
+    <w:p>
+      <w:pPr/>
+      <w:r>
+        <w:rPr>
+          <w:lang w:val="zh_TW" w:bidi="zh_TW"/>
+        </w:rPr>
+      </w:r>
+      <w:r>
+        <w:rPr>
+          <w:lang w:val="zh_TW" w:bidi="zh_TW"/>
+        </w:rPr>
+        <w:t>尋的曠野與尋有關聯（</w:t>
       </w:r>
       <w:hyperlink r:id="rId17">
         <w:r>
@@ -328,14 +428,68 @@
             <w:color w:val="0000EE"/>
             <w:u w:val="single"/>
           </w:rPr>
-          <w:t>鴻2:1</w:t>
+          <w:t>民34:4</w:t>
         </w:r>
       </w:hyperlink>
       <w:r>
         <w:rPr>
           <w:lang w:val="zh_TW" w:bidi="zh_TW"/>
         </w:rPr>
-        <w:t>）。</w:t>
+        <w:t>）。這片曠野位於：</w:t>
+      </w:r>
+    </w:p>
+    <w:p>
+      <w:pPr>
+        <w:pStyle w:val="ListBullet"/>
+        <w:spacing w:line="240" w:lineRule="auto"/>
+        <w:ind w:left="720"/>
+      </w:pPr>
+      <w:r>
+        <w:rPr>
+          <w:lang w:val="zh_TW" w:bidi="zh_TW"/>
+        </w:rPr>
+      </w:r>
+      <w:r>
+        <w:rPr>
+          <w:lang w:val="zh_TW" w:bidi="zh_TW"/>
+        </w:rPr>
+        <w:t>以東的西邊</w:t>
+      </w:r>
+    </w:p>
+    <w:p>
+      <w:pPr>
+        <w:pStyle w:val="ListBullet"/>
+        <w:spacing w:line="240" w:lineRule="auto"/>
+        <w:ind w:left="720"/>
+      </w:pPr>
+      <w:r>
+        <w:rPr>
+          <w:lang w:val="zh_TW" w:bidi="zh_TW"/>
+        </w:rPr>
+      </w:r>
+      <w:r>
+        <w:rPr>
+          <w:lang w:val="zh_TW" w:bidi="zh_TW"/>
+        </w:rPr>
+        <w:t>死海的西南方</w:t>
+      </w:r>
+    </w:p>
+    <w:p>
+      <w:pPr>
+        <w:pStyle w:val="ListBullet"/>
+        <w:spacing w:line="240" w:lineRule="auto"/>
+        <w:ind w:left="720"/>
+      </w:pPr>
+      <w:r>
+        <w:rPr>
+          <w:lang w:val="zh_TW" w:bidi="zh_TW"/>
+        </w:rPr>
+      </w:r>
+      <w:r>
+        <w:rPr>
+          <w:lang w:val="zh_TW" w:bidi="zh_TW"/>
+        </w:rPr>
+        <w:t>猶大南部</w:t>
       </w:r>
     </w:p>
     <w:p>
@@ -349,7 +503,39 @@
         <w:rPr>
           <w:lang w:val="zh_TW" w:bidi="zh_TW"/>
         </w:rPr>
-        <w:t>古代希伯來人和中東其它民族在長途行走前，會把長袍束在腰間（</w:t>
+        <w:t>在這片乾燥的地區內有四個大型泉水或綠洲，包括加低斯‧巴尼亞。以色列人在西奈曠野的三十八年間，大部分時間都在這個曠野地區度過。</w:t>
+      </w:r>
+    </w:p>
+    <w:p>
+      <w:pPr/>
+      <w:r>
+        <w:rPr>
+          <w:lang w:val="zh_TW" w:bidi="zh_TW"/>
+        </w:rPr>
+      </w:r>
+      <w:r>
+        <w:rPr>
+          <w:lang w:val="zh_TW" w:bidi="zh_TW"/>
+        </w:rPr>
+        <w:t>聖經中發生在尋的曠野的幾個重要事件：</w:t>
+      </w:r>
+    </w:p>
+    <w:p>
+      <w:pPr>
+        <w:pStyle w:val="ListBullet"/>
+        <w:spacing w:line="240" w:lineRule="auto"/>
+        <w:ind w:left="720"/>
+      </w:pPr>
+      <w:r>
+        <w:rPr>
+          <w:lang w:val="zh_TW" w:bidi="zh_TW"/>
+        </w:rPr>
+      </w:r>
+      <w:r>
+        <w:rPr>
+          <w:lang w:val="zh_TW" w:bidi="zh_TW"/>
+        </w:rPr>
+        <w:t>從尋的曠野，探子被派去窺探迦南地（</w:t>
       </w:r>
       <w:hyperlink r:id="rId18">
         <w:r>
@@ -360,14 +546,14 @@
             <w:color w:val="0000EE"/>
             <w:u w:val="single"/>
           </w:rPr>
-          <w:t>出12:11</w:t>
+          <w:t>民13:1–26</w:t>
         </w:r>
       </w:hyperlink>
       <w:r>
         <w:rPr>
           <w:lang w:val="zh_TW" w:bidi="zh_TW"/>
         </w:rPr>
-        <w:t>；</w:t>
+        <w:t>，</w:t>
       </w:r>
       <w:hyperlink r:id="rId19">
         <w:r>
@@ -378,14 +564,32 @@
             <w:color w:val="0000EE"/>
             <w:u w:val="single"/>
           </w:rPr>
-          <w:t>王上18:46</w:t>
+          <w:t>32:8</w:t>
         </w:r>
       </w:hyperlink>
       <w:r>
         <w:rPr>
           <w:lang w:val="zh_TW" w:bidi="zh_TW"/>
         </w:rPr>
-        <w:t>；</w:t>
+        <w:t>）。</w:t>
+      </w:r>
+    </w:p>
+    <w:p>
+      <w:pPr>
+        <w:pStyle w:val="ListBullet"/>
+        <w:spacing w:line="240" w:lineRule="auto"/>
+        <w:ind w:left="720"/>
+      </w:pPr>
+      <w:r>
+        <w:rPr>
+          <w:lang w:val="zh_TW" w:bidi="zh_TW"/>
+        </w:rPr>
+      </w:r>
+      <w:r>
+        <w:rPr>
+          <w:lang w:val="zh_TW" w:bidi="zh_TW"/>
+        </w:rPr>
+        <w:t>那些悖逆神的人因為不信，而被審判在這個曠野中死去（</w:t>
       </w:r>
       <w:hyperlink r:id="rId20">
         <w:r>
@@ -396,14 +600,32 @@
             <w:color w:val="0000EE"/>
             <w:u w:val="single"/>
           </w:rPr>
-          <w:t>王下9:1</w:t>
+          <w:t>民14:22–23</w:t>
         </w:r>
       </w:hyperlink>
       <w:r>
         <w:rPr>
           <w:lang w:val="zh_TW" w:bidi="zh_TW"/>
         </w:rPr>
-        <w:t>）。這樣會更方便行走或奔跑。到了新約聖經時代，如果經文描述了某人束上腰帶或束起衣袍，表示他已經準備好採取行動或投入爭戰（</w:t>
+        <w:t>）。</w:t>
+      </w:r>
+    </w:p>
+    <w:p>
+      <w:pPr>
+        <w:pStyle w:val="ListBullet"/>
+        <w:spacing w:line="240" w:lineRule="auto"/>
+        <w:ind w:left="720"/>
+      </w:pPr>
+      <w:r>
+        <w:rPr>
+          <w:lang w:val="zh_TW" w:bidi="zh_TW"/>
+        </w:rPr>
+      </w:r>
+      <w:r>
+        <w:rPr>
+          <w:lang w:val="zh_TW" w:bidi="zh_TW"/>
+        </w:rPr>
+        <w:t>摩西在這片曠野中犯了罪，因為他沒有在水從磐石中流出時尊神為聖（</w:t>
       </w:r>
       <w:hyperlink r:id="rId21">
         <w:r>
@@ -414,14 +636,14 @@
             <w:color w:val="0000EE"/>
             <w:u w:val="single"/>
           </w:rPr>
-          <w:t>路12:35</w:t>
+          <w:t>民20:1–13</w:t>
         </w:r>
       </w:hyperlink>
       <w:r>
         <w:rPr>
           <w:lang w:val="zh_TW" w:bidi="zh_TW"/>
         </w:rPr>
-        <w:t>）。聖經也把這個形象用為象徵。當經文提到「束腰」時，是指人要有所預備，並且約束自己（</w:t>
+        <w:t>，</w:t>
       </w:r>
       <w:hyperlink r:id="rId22">
         <w:r>
@@ -432,14 +654,32 @@
             <w:color w:val="0000EE"/>
             <w:u w:val="single"/>
           </w:rPr>
-          <w:t>弗6:14</w:t>
+          <w:t>27:14</w:t>
         </w:r>
       </w:hyperlink>
       <w:r>
         <w:rPr>
           <w:lang w:val="zh_TW" w:bidi="zh_TW"/>
         </w:rPr>
-        <w:t>；</w:t>
+        <w:t>）。</w:t>
+      </w:r>
+    </w:p>
+    <w:p>
+      <w:pPr>
+        <w:pStyle w:val="ListBullet"/>
+        <w:spacing w:line="240" w:lineRule="auto"/>
+        <w:ind w:left="720"/>
+      </w:pPr>
+      <w:r>
+        <w:rPr>
+          <w:lang w:val="zh_TW" w:bidi="zh_TW"/>
+        </w:rPr>
+      </w:r>
+      <w:r>
+        <w:rPr>
+          <w:lang w:val="zh_TW" w:bidi="zh_TW"/>
+        </w:rPr>
+        <w:t>摩西的姊姊米利暗死在這裡，並被埋葬於此（</w:t>
       </w:r>
       <w:hyperlink r:id="rId23">
         <w:r>
@@ -450,7 +690,7 @@
             <w:color w:val="0000EE"/>
             <w:u w:val="single"/>
           </w:rPr>
-          <w:t>彼前1:13</w:t>
+          <w:t>民20:1</w:t>
         </w:r>
       </w:hyperlink>
       <w:r>
@@ -458,6 +698,83 @@
           <w:lang w:val="zh_TW" w:bidi="zh_TW"/>
         </w:rPr>
         <w:t>）。</w:t>
+      </w:r>
+    </w:p>
+    <w:p>
+      <w:pPr/>
+      <w:r>
+        <w:rPr>
+          <w:lang w:val="zh_TW" w:bidi="zh_TW"/>
+        </w:rPr>
+      </w:r>
+      <w:r>
+        <w:rPr>
+          <w:lang w:val="zh_TW" w:bidi="zh_TW"/>
+        </w:rPr>
+        <w:t>聖經描述這個地方是「大而可怕的曠野」（</w:t>
+      </w:r>
+      <w:hyperlink r:id="rId24">
+        <w:r>
+          <w:rPr>
+            <w:lang w:val="zh_TW" w:bidi="zh_TW"/>
+          </w:rPr>
+          <w:rPr>
+            <w:color w:val="0000EE"/>
+            <w:u w:val="single"/>
+          </w:rPr>
+          <w:t>申1:19</w:t>
+        </w:r>
+      </w:hyperlink>
+      <w:r>
+        <w:rPr>
+          <w:lang w:val="zh_TW" w:bidi="zh_TW"/>
+        </w:rPr>
+        <w:t>，</w:t>
+      </w:r>
+      <w:hyperlink r:id="rId25">
+        <w:r>
+          <w:rPr>
+            <w:lang w:val="zh_TW" w:bidi="zh_TW"/>
+          </w:rPr>
+          <w:rPr>
+            <w:color w:val="0000EE"/>
+            <w:u w:val="single"/>
+          </w:rPr>
+          <w:t>8:15</w:t>
+        </w:r>
+      </w:hyperlink>
+      <w:r>
+        <w:rPr>
+          <w:lang w:val="zh_TW" w:bidi="zh_TW"/>
+        </w:rPr>
+        <w:t>）。</w:t>
+      </w:r>
+    </w:p>
+    <w:p>
+      <w:pPr/>
+      <w:r>
+        <w:rPr>
+          <w:lang w:val="zh_TW" w:bidi="zh_TW"/>
+        </w:rPr>
+      </w:r>
+      <w:r>
+        <w:rPr>
+          <w:i/>
+          <w:lang w:val="zh_TW" w:bidi="zh_TW"/>
+        </w:rPr>
+        <w:t xml:space="preserve">另見 </w:t>
+      </w:r>
+      <w:r>
+        <w:rPr>
+          <w:lang w:val="zh_TW" w:bidi="zh_TW"/>
+        </w:rPr>
+        <w:t>曠野漂流</w:t>
+      </w:r>
+      <w:r>
+        <w:rPr>
+          <w:lang w:val="zh_TW" w:bidi="zh_TW"/>
+        </w:rPr>
+        <w:t>。</w:t>
       </w:r>
       <w:r>
         <w:rPr>

--- a/zht/docx/199.content.docx
+++ b/zht/docx/199.content.docx
@@ -265,18 +265,12 @@
         </w:rPr>
         <w:t>巴蘭的曠野（</w:t>
       </w:r>
-      <w:hyperlink r:id="rId13">
-        <w:r>
-          <w:rPr>
-            <w:lang w:val="zh_TW" w:bidi="zh_TW"/>
-          </w:rPr>
-          <w:rPr>
-            <w:color w:val="0000EE"/>
-            <w:u w:val="single"/>
-          </w:rPr>
-          <w:t>創21:21</w:t>
-        </w:r>
-      </w:hyperlink>
+      <w:r>
+        <w:rPr>
+          <w:lang w:val="zh_TW" w:bidi="zh_TW"/>
+        </w:rPr>
+        <w:t>創21:21</w:t>
+      </w:r>
       <w:r>
         <w:rPr>
           <w:lang w:val="zh_TW" w:bidi="zh_TW"/>
@@ -301,18 +295,12 @@
         </w:rPr>
         <w:t>書珥的曠野（</w:t>
       </w:r>
-      <w:hyperlink r:id="rId14">
-        <w:r>
-          <w:rPr>
-            <w:lang w:val="zh_TW" w:bidi="zh_TW"/>
-          </w:rPr>
-          <w:rPr>
-            <w:color w:val="0000EE"/>
-            <w:u w:val="single"/>
-          </w:rPr>
-          <w:t>出15:22</w:t>
-        </w:r>
-      </w:hyperlink>
+      <w:r>
+        <w:rPr>
+          <w:lang w:val="zh_TW" w:bidi="zh_TW"/>
+        </w:rPr>
+        <w:t>出15:22</w:t>
+      </w:r>
       <w:r>
         <w:rPr>
           <w:lang w:val="zh_TW" w:bidi="zh_TW"/>
@@ -337,18 +325,12 @@
         </w:rPr>
         <w:t>西奈的曠野（</w:t>
       </w:r>
-      <w:hyperlink r:id="rId15">
-        <w:r>
-          <w:rPr>
-            <w:lang w:val="zh_TW" w:bidi="zh_TW"/>
-          </w:rPr>
-          <w:rPr>
-            <w:color w:val="0000EE"/>
-            <w:u w:val="single"/>
-          </w:rPr>
-          <w:t>民9:1</w:t>
-        </w:r>
-      </w:hyperlink>
+      <w:r>
+        <w:rPr>
+          <w:lang w:val="zh_TW" w:bidi="zh_TW"/>
+        </w:rPr>
+        <w:t>民9:1</w:t>
+      </w:r>
       <w:r>
         <w:rPr>
           <w:lang w:val="zh_TW" w:bidi="zh_TW"/>
@@ -373,18 +355,12 @@
         </w:rPr>
         <w:t>汛的曠野（</w:t>
       </w:r>
-      <w:hyperlink r:id="rId16">
-        <w:r>
-          <w:rPr>
-            <w:lang w:val="zh_TW" w:bidi="zh_TW"/>
-          </w:rPr>
-          <w:rPr>
-            <w:color w:val="0000EE"/>
-            <w:u w:val="single"/>
-          </w:rPr>
-          <w:t>民33:11</w:t>
-        </w:r>
-      </w:hyperlink>
+      <w:r>
+        <w:rPr>
+          <w:lang w:val="zh_TW" w:bidi="zh_TW"/>
+        </w:rPr>
+        <w:t>民33:11</w:t>
+      </w:r>
       <w:r>
         <w:rPr>
           <w:lang w:val="zh_TW" w:bidi="zh_TW"/>
@@ -419,18 +395,12 @@
         </w:rPr>
         <w:t>尋的曠野與尋有關聯（</w:t>
       </w:r>
-      <w:hyperlink r:id="rId17">
-        <w:r>
-          <w:rPr>
-            <w:lang w:val="zh_TW" w:bidi="zh_TW"/>
-          </w:rPr>
-          <w:rPr>
-            <w:color w:val="0000EE"/>
-            <w:u w:val="single"/>
-          </w:rPr>
-          <w:t>民34:4</w:t>
-        </w:r>
-      </w:hyperlink>
+      <w:r>
+        <w:rPr>
+          <w:lang w:val="zh_TW" w:bidi="zh_TW"/>
+        </w:rPr>
+        <w:t>民34:4</w:t>
+      </w:r>
       <w:r>
         <w:rPr>
           <w:lang w:val="zh_TW" w:bidi="zh_TW"/>
@@ -537,36 +507,24 @@
         </w:rPr>
         <w:t>從尋的曠野，探子被派去窺探迦南地（</w:t>
       </w:r>
-      <w:hyperlink r:id="rId18">
-        <w:r>
-          <w:rPr>
-            <w:lang w:val="zh_TW" w:bidi="zh_TW"/>
-          </w:rPr>
-          <w:rPr>
-            <w:color w:val="0000EE"/>
-            <w:u w:val="single"/>
-          </w:rPr>
-          <w:t>民13:1–26</w:t>
-        </w:r>
-      </w:hyperlink>
+      <w:r>
+        <w:rPr>
+          <w:lang w:val="zh_TW" w:bidi="zh_TW"/>
+        </w:rPr>
+        <w:t>民13:1–26</w:t>
+      </w:r>
       <w:r>
         <w:rPr>
           <w:lang w:val="zh_TW" w:bidi="zh_TW"/>
         </w:rPr>
         <w:t>，</w:t>
       </w:r>
-      <w:hyperlink r:id="rId19">
-        <w:r>
-          <w:rPr>
-            <w:lang w:val="zh_TW" w:bidi="zh_TW"/>
-          </w:rPr>
-          <w:rPr>
-            <w:color w:val="0000EE"/>
-            <w:u w:val="single"/>
-          </w:rPr>
-          <w:t>32:8</w:t>
-        </w:r>
-      </w:hyperlink>
+      <w:r>
+        <w:rPr>
+          <w:lang w:val="zh_TW" w:bidi="zh_TW"/>
+        </w:rPr>
+        <w:t>32:8</w:t>
+      </w:r>
       <w:r>
         <w:rPr>
           <w:lang w:val="zh_TW" w:bidi="zh_TW"/>
@@ -591,18 +549,12 @@
         </w:rPr>
         <w:t>那些悖逆神的人因為不信，而被審判在這個曠野中死去（</w:t>
       </w:r>
-      <w:hyperlink r:id="rId20">
-        <w:r>
-          <w:rPr>
-            <w:lang w:val="zh_TW" w:bidi="zh_TW"/>
-          </w:rPr>
-          <w:rPr>
-            <w:color w:val="0000EE"/>
-            <w:u w:val="single"/>
-          </w:rPr>
-          <w:t>民14:22–23</w:t>
-        </w:r>
-      </w:hyperlink>
+      <w:r>
+        <w:rPr>
+          <w:lang w:val="zh_TW" w:bidi="zh_TW"/>
+        </w:rPr>
+        <w:t>民14:22–23</w:t>
+      </w:r>
       <w:r>
         <w:rPr>
           <w:lang w:val="zh_TW" w:bidi="zh_TW"/>
@@ -627,36 +579,24 @@
         </w:rPr>
         <w:t>摩西在這片曠野中犯了罪，因為他沒有在水從磐石中流出時尊神為聖（</w:t>
       </w:r>
-      <w:hyperlink r:id="rId21">
-        <w:r>
-          <w:rPr>
-            <w:lang w:val="zh_TW" w:bidi="zh_TW"/>
-          </w:rPr>
-          <w:rPr>
-            <w:color w:val="0000EE"/>
-            <w:u w:val="single"/>
-          </w:rPr>
-          <w:t>民20:1–13</w:t>
-        </w:r>
-      </w:hyperlink>
+      <w:r>
+        <w:rPr>
+          <w:lang w:val="zh_TW" w:bidi="zh_TW"/>
+        </w:rPr>
+        <w:t>民20:1–13</w:t>
+      </w:r>
       <w:r>
         <w:rPr>
           <w:lang w:val="zh_TW" w:bidi="zh_TW"/>
         </w:rPr>
         <w:t>，</w:t>
       </w:r>
-      <w:hyperlink r:id="rId22">
-        <w:r>
-          <w:rPr>
-            <w:lang w:val="zh_TW" w:bidi="zh_TW"/>
-          </w:rPr>
-          <w:rPr>
-            <w:color w:val="0000EE"/>
-            <w:u w:val="single"/>
-          </w:rPr>
-          <w:t>27:14</w:t>
-        </w:r>
-      </w:hyperlink>
+      <w:r>
+        <w:rPr>
+          <w:lang w:val="zh_TW" w:bidi="zh_TW"/>
+        </w:rPr>
+        <w:t>27:14</w:t>
+      </w:r>
       <w:r>
         <w:rPr>
           <w:lang w:val="zh_TW" w:bidi="zh_TW"/>
@@ -681,18 +621,12 @@
         </w:rPr>
         <w:t>摩西的姊姊米利暗死在這裡，並被埋葬於此（</w:t>
       </w:r>
-      <w:hyperlink r:id="rId23">
-        <w:r>
-          <w:rPr>
-            <w:lang w:val="zh_TW" w:bidi="zh_TW"/>
-          </w:rPr>
-          <w:rPr>
-            <w:color w:val="0000EE"/>
-            <w:u w:val="single"/>
-          </w:rPr>
-          <w:t>民20:1</w:t>
-        </w:r>
-      </w:hyperlink>
+      <w:r>
+        <w:rPr>
+          <w:lang w:val="zh_TW" w:bidi="zh_TW"/>
+        </w:rPr>
+        <w:t>民20:1</w:t>
+      </w:r>
       <w:r>
         <w:rPr>
           <w:lang w:val="zh_TW" w:bidi="zh_TW"/>
@@ -713,36 +647,24 @@
         </w:rPr>
         <w:t>聖經描述這個地方是「大而可怕的曠野」（</w:t>
       </w:r>
-      <w:hyperlink r:id="rId24">
-        <w:r>
-          <w:rPr>
-            <w:lang w:val="zh_TW" w:bidi="zh_TW"/>
-          </w:rPr>
-          <w:rPr>
-            <w:color w:val="0000EE"/>
-            <w:u w:val="single"/>
-          </w:rPr>
-          <w:t>申1:19</w:t>
-        </w:r>
-      </w:hyperlink>
+      <w:r>
+        <w:rPr>
+          <w:lang w:val="zh_TW" w:bidi="zh_TW"/>
+        </w:rPr>
+        <w:t>申1:19</w:t>
+      </w:r>
       <w:r>
         <w:rPr>
           <w:lang w:val="zh_TW" w:bidi="zh_TW"/>
         </w:rPr>
         <w:t>，</w:t>
       </w:r>
-      <w:hyperlink r:id="rId25">
-        <w:r>
-          <w:rPr>
-            <w:lang w:val="zh_TW" w:bidi="zh_TW"/>
-          </w:rPr>
-          <w:rPr>
-            <w:color w:val="0000EE"/>
-            <w:u w:val="single"/>
-          </w:rPr>
-          <w:t>8:15</w:t>
-        </w:r>
-      </w:hyperlink>
+      <w:r>
+        <w:rPr>
+          <w:lang w:val="zh_TW" w:bidi="zh_TW"/>
+        </w:rPr>
+        <w:t>8:15</w:t>
+      </w:r>
       <w:r>
         <w:rPr>
           <w:lang w:val="zh_TW" w:bidi="zh_TW"/>
